--- a/DevOps_Tool/DOCKER/Introduction to Docker Images and Its Naming-III.docx
+++ b/DevOps_Tool/DOCKER/Introduction to Docker Images and Its Naming-III.docx
@@ -173,6 +173,11 @@
     </w:p>
     <w:p>
       <w:pPr>
+        <w:pStyle w:val="ListParagraph"/>
+        <w:numPr>
+          <w:ilvl w:val="0"/>
+          <w:numId w:val="3"/>
+        </w:numPr>
         <w:rPr>
           <w:sz w:val="20"/>
           <w:szCs w:val="20"/>
@@ -197,6 +202,11 @@
     </w:p>
     <w:p>
       <w:pPr>
+        <w:pStyle w:val="ListParagraph"/>
+        <w:numPr>
+          <w:ilvl w:val="0"/>
+          <w:numId w:val="3"/>
+        </w:numPr>
         <w:rPr>
           <w:sz w:val="20"/>
           <w:szCs w:val="20"/>
@@ -220,8 +230,696 @@
       </w:r>
     </w:p>
     <w:p>
-      <w:r>
-        <w:rPr>
+      <w:pPr>
+        <w:pStyle w:val="ListParagraph"/>
+        <w:numPr>
+          <w:ilvl w:val="0"/>
+          <w:numId w:val="3"/>
+        </w:numPr>
+      </w:pPr>
+      <w:r>
+        <w:rPr>
+          <w:b/>
+          <w:bCs/>
+          <w:sz w:val="20"/>
+          <w:szCs w:val="20"/>
+        </w:rPr>
+        <w:t>Layered</w:t>
+      </w:r>
+      <w:r>
+        <w:rPr>
+          <w:sz w:val="20"/>
+          <w:szCs w:val="20"/>
+        </w:rPr>
+        <w:t xml:space="preserve">: Built from multiple layers using a </w:t>
+      </w:r>
+      <w:proofErr w:type="spellStart"/>
+      <w:r>
+        <w:rPr>
+          <w:sz w:val="20"/>
+          <w:szCs w:val="20"/>
+        </w:rPr>
+        <w:t>Dockerfile</w:t>
+      </w:r>
+      <w:proofErr w:type="spellEnd"/>
+      <w:r>
+        <w:t>.</w:t>
+      </w:r>
+    </w:p>
+    <w:p>
+      <w:pPr>
+        <w:pStyle w:val="ListParagraph"/>
+      </w:pPr>
+    </w:p>
+    <w:p>
+      <w:pPr>
+        <w:pStyle w:val="ListParagraph"/>
+        <w:numPr>
+          <w:ilvl w:val="0"/>
+          <w:numId w:val="4"/>
+        </w:numPr>
+        <w:rPr>
+          <w:b/>
+          <w:bCs/>
+          <w:i/>
+          <w:iCs/>
+          <w:u w:val="single"/>
+        </w:rPr>
+      </w:pPr>
+      <w:r>
+        <w:rPr>
+          <w:b/>
+          <w:bCs/>
+          <w:i/>
+          <w:iCs/>
+          <w:u w:val="single"/>
+        </w:rPr>
+        <w:t>Common Docker image commands:</w:t>
+      </w:r>
+    </w:p>
+    <w:tbl>
+      <w:tblPr>
+        <w:tblStyle w:val="TableGrid"/>
+        <w:tblW w:w="0" w:type="auto"/>
+        <w:tblLook w:val="04A0" w:firstRow="1" w:lastRow="0" w:firstColumn="1" w:lastColumn="0" w:noHBand="0" w:noVBand="1"/>
+      </w:tblPr>
+      <w:tblGrid>
+        <w:gridCol w:w="1513"/>
+        <w:gridCol w:w="3619"/>
+      </w:tblGrid>
+      <w:tr>
+        <w:trPr>
+          <w:trHeight w:val="300"/>
+        </w:trPr>
+        <w:tc>
+          <w:tcPr>
+            <w:tcW w:w="1513" w:type="dxa"/>
+          </w:tcPr>
+          <w:p>
+            <w:pPr>
+              <w:rPr>
+                <w:b/>
+                <w:bCs/>
+              </w:rPr>
+            </w:pPr>
+            <w:r>
+              <w:rPr>
+                <w:b/>
+                <w:bCs/>
+              </w:rPr>
+              <w:t>Command</w:t>
+            </w:r>
+          </w:p>
+        </w:tc>
+        <w:tc>
+          <w:tcPr>
+            <w:tcW w:w="3619" w:type="dxa"/>
+          </w:tcPr>
+          <w:p>
+            <w:pPr>
+              <w:rPr>
+                <w:b/>
+                <w:bCs/>
+              </w:rPr>
+            </w:pPr>
+            <w:r>
+              <w:rPr>
+                <w:b/>
+                <w:bCs/>
+              </w:rPr>
+              <w:t>Description</w:t>
+            </w:r>
+          </w:p>
+        </w:tc>
+      </w:tr>
+      <w:tr>
+        <w:trPr>
+          <w:trHeight w:val="252"/>
+        </w:trPr>
+        <w:tc>
+          <w:tcPr>
+            <w:tcW w:w="1513" w:type="dxa"/>
+          </w:tcPr>
+          <w:p>
+            <w:pPr>
+              <w:rPr>
+                <w:b/>
+                <w:bCs/>
+                <w:sz w:val="20"/>
+                <w:szCs w:val="20"/>
+              </w:rPr>
+            </w:pPr>
+            <w:r>
+              <w:rPr>
+                <w:b/>
+                <w:bCs/>
+                <w:sz w:val="20"/>
+                <w:szCs w:val="20"/>
+              </w:rPr>
+              <w:t>docker images</w:t>
+            </w:r>
+          </w:p>
+        </w:tc>
+        <w:tc>
+          <w:tcPr>
+            <w:tcW w:w="3619" w:type="dxa"/>
+          </w:tcPr>
+          <w:p>
+            <w:pPr>
+              <w:rPr>
+                <w:sz w:val="20"/>
+                <w:szCs w:val="20"/>
+              </w:rPr>
+            </w:pPr>
+            <w:r>
+              <w:rPr>
+                <w:sz w:val="20"/>
+                <w:szCs w:val="20"/>
+              </w:rPr>
+              <w:t xml:space="preserve">List local Docker images </w:t>
+            </w:r>
+          </w:p>
+        </w:tc>
+      </w:tr>
+      <w:tr>
+        <w:trPr>
+          <w:trHeight w:val="252"/>
+        </w:trPr>
+        <w:tc>
+          <w:tcPr>
+            <w:tcW w:w="1513" w:type="dxa"/>
+          </w:tcPr>
+          <w:p>
+            <w:pPr>
+              <w:rPr>
+                <w:b/>
+                <w:bCs/>
+                <w:sz w:val="20"/>
+                <w:szCs w:val="20"/>
+              </w:rPr>
+            </w:pPr>
+            <w:r>
+              <w:rPr>
+                <w:b/>
+                <w:bCs/>
+                <w:sz w:val="20"/>
+                <w:szCs w:val="20"/>
+              </w:rPr>
+              <w:t>docker pull</w:t>
+            </w:r>
+            <w:r>
+              <w:rPr>
+                <w:b/>
+                <w:bCs/>
+                <w:sz w:val="20"/>
+                <w:szCs w:val="20"/>
+              </w:rPr>
+              <w:t xml:space="preserve"> &lt;image&gt;</w:t>
+            </w:r>
+          </w:p>
+        </w:tc>
+        <w:tc>
+          <w:tcPr>
+            <w:tcW w:w="3619" w:type="dxa"/>
+          </w:tcPr>
+          <w:p>
+            <w:pPr>
+              <w:rPr>
+                <w:sz w:val="20"/>
+                <w:szCs w:val="20"/>
+              </w:rPr>
+            </w:pPr>
+            <w:r>
+              <w:rPr>
+                <w:sz w:val="20"/>
+                <w:szCs w:val="20"/>
+              </w:rPr>
+              <w:t>Download an image from a registry</w:t>
+            </w:r>
+          </w:p>
+        </w:tc>
+      </w:tr>
+      <w:tr>
+        <w:trPr>
+          <w:trHeight w:val="252"/>
+        </w:trPr>
+        <w:tc>
+          <w:tcPr>
+            <w:tcW w:w="1513" w:type="dxa"/>
+          </w:tcPr>
+          <w:p>
+            <w:pPr>
+              <w:rPr>
+                <w:b/>
+                <w:bCs/>
+                <w:sz w:val="20"/>
+                <w:szCs w:val="20"/>
+              </w:rPr>
+            </w:pPr>
+            <w:r>
+              <w:rPr>
+                <w:b/>
+                <w:bCs/>
+                <w:sz w:val="20"/>
+                <w:szCs w:val="20"/>
+              </w:rPr>
+              <w:t xml:space="preserve">docker push </w:t>
+            </w:r>
+            <w:r>
+              <w:rPr>
+                <w:b/>
+                <w:bCs/>
+                <w:sz w:val="20"/>
+                <w:szCs w:val="20"/>
+              </w:rPr>
+              <w:t>&lt;image&gt;</w:t>
+            </w:r>
+          </w:p>
+        </w:tc>
+        <w:tc>
+          <w:tcPr>
+            <w:tcW w:w="3619" w:type="dxa"/>
+          </w:tcPr>
+          <w:p>
+            <w:pPr>
+              <w:rPr>
+                <w:sz w:val="20"/>
+                <w:szCs w:val="20"/>
+              </w:rPr>
+            </w:pPr>
+            <w:r>
+              <w:rPr>
+                <w:sz w:val="20"/>
+                <w:szCs w:val="20"/>
+              </w:rPr>
+              <w:t>Upload an image to a registry</w:t>
+            </w:r>
+          </w:p>
+        </w:tc>
+      </w:tr>
+      <w:tr>
+        <w:trPr>
+          <w:trHeight w:val="252"/>
+        </w:trPr>
+        <w:tc>
+          <w:tcPr>
+            <w:tcW w:w="1513" w:type="dxa"/>
+          </w:tcPr>
+          <w:p>
+            <w:pPr>
+              <w:rPr>
+                <w:b/>
+                <w:bCs/>
+                <w:sz w:val="20"/>
+                <w:szCs w:val="20"/>
+              </w:rPr>
+            </w:pPr>
+            <w:r>
+              <w:rPr>
+                <w:b/>
+                <w:bCs/>
+                <w:sz w:val="20"/>
+                <w:szCs w:val="20"/>
+              </w:rPr>
+              <w:t>docker login</w:t>
+            </w:r>
+          </w:p>
+        </w:tc>
+        <w:tc>
+          <w:tcPr>
+            <w:tcW w:w="3619" w:type="dxa"/>
+          </w:tcPr>
+          <w:p>
+            <w:pPr>
+              <w:rPr>
+                <w:sz w:val="20"/>
+                <w:szCs w:val="20"/>
+              </w:rPr>
+            </w:pPr>
+            <w:r>
+              <w:rPr>
+                <w:sz w:val="20"/>
+                <w:szCs w:val="20"/>
+              </w:rPr>
+              <w:t>Log in to a Docker registry</w:t>
+            </w:r>
+          </w:p>
+        </w:tc>
+      </w:tr>
+      <w:tr>
+        <w:trPr>
+          <w:trHeight w:val="252"/>
+        </w:trPr>
+        <w:tc>
+          <w:tcPr>
+            <w:tcW w:w="1513" w:type="dxa"/>
+          </w:tcPr>
+          <w:p>
+            <w:pPr>
+              <w:rPr>
+                <w:b/>
+                <w:bCs/>
+                <w:sz w:val="20"/>
+                <w:szCs w:val="20"/>
+              </w:rPr>
+            </w:pPr>
+            <w:r>
+              <w:rPr>
+                <w:b/>
+                <w:bCs/>
+                <w:sz w:val="20"/>
+                <w:szCs w:val="20"/>
+              </w:rPr>
+              <w:t xml:space="preserve">docker commit </w:t>
+            </w:r>
+          </w:p>
+        </w:tc>
+        <w:tc>
+          <w:tcPr>
+            <w:tcW w:w="3619" w:type="dxa"/>
+          </w:tcPr>
+          <w:p>
+            <w:pPr>
+              <w:rPr>
+                <w:sz w:val="20"/>
+                <w:szCs w:val="20"/>
+              </w:rPr>
+            </w:pPr>
+            <w:r>
+              <w:rPr>
+                <w:sz w:val="20"/>
+                <w:szCs w:val="20"/>
+              </w:rPr>
+              <w:t>Save container changes as a new image</w:t>
+            </w:r>
+          </w:p>
+        </w:tc>
+      </w:tr>
+      <w:tr>
+        <w:trPr>
+          <w:trHeight w:val="252"/>
+        </w:trPr>
+        <w:tc>
+          <w:tcPr>
+            <w:tcW w:w="1513" w:type="dxa"/>
+          </w:tcPr>
+          <w:p>
+            <w:pPr>
+              <w:rPr>
+                <w:b/>
+                <w:bCs/>
+                <w:sz w:val="20"/>
+                <w:szCs w:val="20"/>
+              </w:rPr>
+            </w:pPr>
+            <w:r>
+              <w:rPr>
+                <w:b/>
+                <w:bCs/>
+                <w:sz w:val="20"/>
+                <w:szCs w:val="20"/>
+              </w:rPr>
+              <w:t xml:space="preserve">docker tag </w:t>
+            </w:r>
+          </w:p>
+        </w:tc>
+        <w:tc>
+          <w:tcPr>
+            <w:tcW w:w="3619" w:type="dxa"/>
+          </w:tcPr>
+          <w:p>
+            <w:pPr>
+              <w:rPr>
+                <w:sz w:val="20"/>
+                <w:szCs w:val="20"/>
+              </w:rPr>
+            </w:pPr>
+            <w:r>
+              <w:rPr>
+                <w:sz w:val="20"/>
+                <w:szCs w:val="20"/>
+              </w:rPr>
+              <w:t>Rename or version an image</w:t>
+            </w:r>
+          </w:p>
+        </w:tc>
+      </w:tr>
+      <w:tr>
+        <w:trPr>
+          <w:trHeight w:val="252"/>
+        </w:trPr>
+        <w:tc>
+          <w:tcPr>
+            <w:tcW w:w="1513" w:type="dxa"/>
+          </w:tcPr>
+          <w:p>
+            <w:pPr>
+              <w:rPr>
+                <w:b/>
+                <w:bCs/>
+                <w:sz w:val="20"/>
+                <w:szCs w:val="20"/>
+              </w:rPr>
+            </w:pPr>
+            <w:r>
+              <w:rPr>
+                <w:b/>
+                <w:bCs/>
+                <w:sz w:val="20"/>
+                <w:szCs w:val="20"/>
+              </w:rPr>
+              <w:t xml:space="preserve">docker </w:t>
+            </w:r>
+            <w:proofErr w:type="spellStart"/>
+            <w:r>
+              <w:rPr>
+                <w:b/>
+                <w:bCs/>
+                <w:sz w:val="20"/>
+                <w:szCs w:val="20"/>
+              </w:rPr>
+              <w:t>rmi</w:t>
+            </w:r>
+            <w:proofErr w:type="spellEnd"/>
+            <w:r>
+              <w:rPr>
+                <w:b/>
+                <w:bCs/>
+                <w:sz w:val="20"/>
+                <w:szCs w:val="20"/>
+              </w:rPr>
+              <w:t xml:space="preserve"> or docker image rm </w:t>
+            </w:r>
+          </w:p>
+        </w:tc>
+        <w:tc>
+          <w:tcPr>
+            <w:tcW w:w="3619" w:type="dxa"/>
+          </w:tcPr>
+          <w:p>
+            <w:pPr>
+              <w:rPr>
+                <w:sz w:val="20"/>
+                <w:szCs w:val="20"/>
+              </w:rPr>
+            </w:pPr>
+            <w:r>
+              <w:rPr>
+                <w:sz w:val="20"/>
+                <w:szCs w:val="20"/>
+              </w:rPr>
+              <w:t>Remove an image from local storage</w:t>
+            </w:r>
+          </w:p>
+        </w:tc>
+      </w:tr>
+      <w:tr>
+        <w:trPr>
+          <w:trHeight w:val="252"/>
+        </w:trPr>
+        <w:tc>
+          <w:tcPr>
+            <w:tcW w:w="1513" w:type="dxa"/>
+          </w:tcPr>
+          <w:p>
+            <w:pPr>
+              <w:rPr>
+                <w:b/>
+                <w:bCs/>
+                <w:sz w:val="20"/>
+                <w:szCs w:val="20"/>
+              </w:rPr>
+            </w:pPr>
+            <w:r>
+              <w:rPr>
+                <w:b/>
+                <w:bCs/>
+                <w:sz w:val="20"/>
+                <w:szCs w:val="20"/>
+              </w:rPr>
+              <w:t xml:space="preserve">docker save </w:t>
+            </w:r>
+          </w:p>
+        </w:tc>
+        <w:tc>
+          <w:tcPr>
+            <w:tcW w:w="3619" w:type="dxa"/>
+          </w:tcPr>
+          <w:p>
+            <w:pPr>
+              <w:rPr>
+                <w:sz w:val="20"/>
+                <w:szCs w:val="20"/>
+              </w:rPr>
+            </w:pPr>
+            <w:r>
+              <w:rPr>
+                <w:sz w:val="20"/>
+                <w:szCs w:val="20"/>
+              </w:rPr>
+              <w:t>Save an image as a .tar archive</w:t>
+            </w:r>
+          </w:p>
+        </w:tc>
+      </w:tr>
+      <w:tr>
+        <w:trPr>
+          <w:trHeight w:val="252"/>
+        </w:trPr>
+        <w:tc>
+          <w:tcPr>
+            <w:tcW w:w="1513" w:type="dxa"/>
+          </w:tcPr>
+          <w:p>
+            <w:pPr>
+              <w:rPr>
+                <w:b/>
+                <w:bCs/>
+                <w:sz w:val="20"/>
+                <w:szCs w:val="20"/>
+              </w:rPr>
+            </w:pPr>
+            <w:r>
+              <w:rPr>
+                <w:b/>
+                <w:bCs/>
+                <w:sz w:val="20"/>
+                <w:szCs w:val="20"/>
+              </w:rPr>
+              <w:t xml:space="preserve">docker load </w:t>
+            </w:r>
+          </w:p>
+        </w:tc>
+        <w:tc>
+          <w:tcPr>
+            <w:tcW w:w="3619" w:type="dxa"/>
+          </w:tcPr>
+          <w:p>
+            <w:pPr>
+              <w:rPr>
+                <w:sz w:val="20"/>
+                <w:szCs w:val="20"/>
+              </w:rPr>
+            </w:pPr>
+            <w:r>
+              <w:rPr>
+                <w:sz w:val="20"/>
+                <w:szCs w:val="20"/>
+              </w:rPr>
+              <w:t>Load an image from a .tar archive</w:t>
+            </w:r>
+          </w:p>
+        </w:tc>
+      </w:tr>
+      <w:tr>
+        <w:trPr>
+          <w:trHeight w:val="252"/>
+        </w:trPr>
+        <w:tc>
+          <w:tcPr>
+            <w:tcW w:w="1513" w:type="dxa"/>
+          </w:tcPr>
+          <w:p>
+            <w:pPr>
+              <w:rPr>
+                <w:b/>
+                <w:bCs/>
+                <w:sz w:val="20"/>
+                <w:szCs w:val="20"/>
+              </w:rPr>
+            </w:pPr>
+            <w:r>
+              <w:rPr>
+                <w:b/>
+                <w:bCs/>
+                <w:sz w:val="20"/>
+                <w:szCs w:val="20"/>
+              </w:rPr>
+              <w:t xml:space="preserve">docker image prune </w:t>
+            </w:r>
+          </w:p>
+        </w:tc>
+        <w:tc>
+          <w:tcPr>
+            <w:tcW w:w="3619" w:type="dxa"/>
+          </w:tcPr>
+          <w:p>
+            <w:pPr>
+              <w:rPr>
+                <w:sz w:val="20"/>
+                <w:szCs w:val="20"/>
+              </w:rPr>
+            </w:pPr>
+            <w:r>
+              <w:rPr>
+                <w:sz w:val="20"/>
+                <w:szCs w:val="20"/>
+              </w:rPr>
+              <w:t>Delete unused images</w:t>
+            </w:r>
+          </w:p>
+        </w:tc>
+      </w:tr>
+    </w:tbl>
+    <w:p/>
+    <w:p>
+      <w:pPr>
+        <w:jc w:val="center"/>
+        <w:rPr>
+          <w:b/>
+          <w:bCs/>
+        </w:rPr>
+      </w:pPr>
+      <w:r>
+        <w:rPr>
+          <w:b/>
+          <w:bCs/>
+        </w:rPr>
+        <w:t>[General Interview Questions]</w:t>
+      </w:r>
+    </w:p>
+    <w:p>
+      <w:pPr>
+        <w:rPr>
+          <w:b/>
+          <w:bCs/>
+          <w:sz w:val="20"/>
+          <w:szCs w:val="20"/>
+        </w:rPr>
+      </w:pPr>
+      <w:r>
+        <w:rPr>
+          <w:b/>
+          <w:bCs/>
+          <w:sz w:val="20"/>
+          <w:szCs w:val="20"/>
+        </w:rPr>
+        <w:t xml:space="preserve">Q1. </w:t>
+      </w:r>
+      <w:r>
+        <w:rPr>
+          <w:b/>
+          <w:bCs/>
           <w:sz w:val="20"/>
           <w:szCs w:val="20"/>
         </w:rPr>
@@ -234,26 +932,935 @@
           <w:sz w:val="20"/>
           <w:szCs w:val="20"/>
         </w:rPr>
-        <w:t>Layered</w:t>
-      </w:r>
-      <w:r>
-        <w:rPr>
-          <w:sz w:val="20"/>
-          <w:szCs w:val="20"/>
-        </w:rPr>
-        <w:t xml:space="preserve">: Built from multiple layers using a </w:t>
+        <w:t>What is a Docker image?</w:t>
+      </w:r>
+    </w:p>
+    <w:p>
+      <w:pPr>
+        <w:pStyle w:val="ListParagraph"/>
+        <w:numPr>
+          <w:ilvl w:val="0"/>
+          <w:numId w:val="5"/>
+        </w:numPr>
+        <w:rPr>
+          <w:sz w:val="20"/>
+          <w:szCs w:val="20"/>
+        </w:rPr>
+      </w:pPr>
+      <w:r>
+        <w:rPr>
+          <w:sz w:val="20"/>
+          <w:szCs w:val="20"/>
+        </w:rPr>
+        <w:t>A Docker image is a read-only template that contains everything needed to run an application, including the code, libraries, dependencies, and configuration. It is used to create Docker containers.</w:t>
+      </w:r>
+    </w:p>
+    <w:p>
+      <w:pPr>
+        <w:rPr>
+          <w:b/>
+          <w:bCs/>
+          <w:sz w:val="20"/>
+          <w:szCs w:val="20"/>
+        </w:rPr>
+      </w:pPr>
+      <w:r>
+        <w:rPr>
+          <w:b/>
+          <w:bCs/>
+          <w:sz w:val="20"/>
+          <w:szCs w:val="20"/>
+        </w:rPr>
+        <w:t>Q</w:t>
+      </w:r>
+      <w:r>
+        <w:rPr>
+          <w:b/>
+          <w:bCs/>
+          <w:sz w:val="20"/>
+          <w:szCs w:val="20"/>
+        </w:rPr>
+        <w:t>2.</w:t>
+      </w:r>
+      <w:r>
+        <w:rPr>
+          <w:b/>
+          <w:bCs/>
+          <w:sz w:val="20"/>
+          <w:szCs w:val="20"/>
+        </w:rPr>
+        <w:t xml:space="preserve"> </w:t>
+      </w:r>
+      <w:r>
+        <w:rPr>
+          <w:b/>
+          <w:bCs/>
+          <w:sz w:val="20"/>
+          <w:szCs w:val="20"/>
+        </w:rPr>
+        <w:t xml:space="preserve"> How is a Docker container different from a Docker image? </w:t>
+      </w:r>
+    </w:p>
+    <w:p>
+      <w:pPr>
+        <w:pStyle w:val="ListParagraph"/>
+        <w:numPr>
+          <w:ilvl w:val="0"/>
+          <w:numId w:val="5"/>
+        </w:numPr>
+        <w:rPr>
+          <w:sz w:val="20"/>
+          <w:szCs w:val="20"/>
+        </w:rPr>
+      </w:pPr>
+      <w:r>
+        <w:rPr>
+          <w:sz w:val="20"/>
+          <w:szCs w:val="20"/>
+        </w:rPr>
+        <w:t xml:space="preserve"> </w:t>
+      </w:r>
+      <w:r>
+        <w:rPr>
+          <w:sz w:val="20"/>
+          <w:szCs w:val="20"/>
+        </w:rPr>
+        <w:t>A Docker image is a blueprint, whereas a container is a running instance of that image.</w:t>
+      </w:r>
+    </w:p>
+    <w:p>
+      <w:pPr>
+        <w:rPr>
+          <w:b/>
+          <w:bCs/>
+          <w:sz w:val="20"/>
+          <w:szCs w:val="20"/>
+        </w:rPr>
+      </w:pPr>
+      <w:r>
+        <w:rPr>
+          <w:b/>
+          <w:bCs/>
+          <w:sz w:val="20"/>
+          <w:szCs w:val="20"/>
+        </w:rPr>
+        <w:t xml:space="preserve">Q3.  </w:t>
+      </w:r>
+      <w:r>
+        <w:rPr>
+          <w:b/>
+          <w:bCs/>
+          <w:sz w:val="20"/>
+          <w:szCs w:val="20"/>
+        </w:rPr>
+        <w:t>What is the naming convention of Docker images?</w:t>
+      </w:r>
+      <w:r>
+        <w:rPr>
+          <w:b/>
+          <w:bCs/>
+          <w:sz w:val="20"/>
+          <w:szCs w:val="20"/>
+        </w:rPr>
+        <w:t xml:space="preserve"> </w:t>
+      </w:r>
+    </w:p>
+    <w:p>
+      <w:pPr>
+        <w:pStyle w:val="ListParagraph"/>
+        <w:numPr>
+          <w:ilvl w:val="0"/>
+          <w:numId w:val="6"/>
+        </w:numPr>
+        <w:rPr>
+          <w:i/>
+          <w:iCs/>
+          <w:sz w:val="20"/>
+          <w:szCs w:val="20"/>
+        </w:rPr>
+      </w:pPr>
+      <w:r>
+        <w:rPr>
+          <w:i/>
+          <w:iCs/>
+          <w:sz w:val="20"/>
+          <w:szCs w:val="20"/>
+        </w:rPr>
+        <w:t xml:space="preserve">The format is: </w:t>
+      </w:r>
+    </w:p>
+    <w:p>
+      <w:pPr>
+        <w:pStyle w:val="ListParagraph"/>
+        <w:numPr>
+          <w:ilvl w:val="0"/>
+          <w:numId w:val="7"/>
+        </w:numPr>
+        <w:rPr>
+          <w:sz w:val="20"/>
+          <w:szCs w:val="20"/>
+        </w:rPr>
+      </w:pPr>
+      <w:r>
+        <w:rPr>
+          <w:sz w:val="20"/>
+          <w:szCs w:val="20"/>
+        </w:rPr>
+        <w:t>[registry</w:t>
+      </w:r>
+      <w:proofErr w:type="gramStart"/>
+      <w:r>
+        <w:rPr>
+          <w:sz w:val="20"/>
+          <w:szCs w:val="20"/>
+        </w:rPr>
+        <w:t>/][</w:t>
+      </w:r>
+      <w:proofErr w:type="gramEnd"/>
+      <w:r>
+        <w:rPr>
+          <w:sz w:val="20"/>
+          <w:szCs w:val="20"/>
+        </w:rPr>
+        <w:t>username</w:t>
+      </w:r>
+      <w:proofErr w:type="gramStart"/>
+      <w:r>
+        <w:rPr>
+          <w:sz w:val="20"/>
+          <w:szCs w:val="20"/>
+        </w:rPr>
+        <w:t>/]repository[:tag</w:t>
+      </w:r>
+      <w:proofErr w:type="gramEnd"/>
+      <w:r>
+        <w:rPr>
+          <w:sz w:val="20"/>
+          <w:szCs w:val="20"/>
+        </w:rPr>
+        <w:t>]</w:t>
+      </w:r>
+    </w:p>
+    <w:p>
+      <w:pPr>
+        <w:pStyle w:val="ListParagraph"/>
+        <w:numPr>
+          <w:ilvl w:val="0"/>
+          <w:numId w:val="7"/>
+        </w:numPr>
+        <w:rPr>
+          <w:sz w:val="20"/>
+          <w:szCs w:val="20"/>
+        </w:rPr>
+      </w:pPr>
+      <w:r>
+        <w:rPr>
+          <w:b/>
+          <w:bCs/>
+          <w:sz w:val="20"/>
+          <w:szCs w:val="20"/>
+        </w:rPr>
+        <w:t>Example</w:t>
+      </w:r>
+      <w:r>
+        <w:rPr>
+          <w:sz w:val="20"/>
+          <w:szCs w:val="20"/>
+        </w:rPr>
+        <w:t>: docker.io/</w:t>
       </w:r>
       <w:proofErr w:type="spellStart"/>
-      <w:r>
-        <w:rPr>
-          <w:sz w:val="20"/>
-          <w:szCs w:val="20"/>
-        </w:rPr>
-        <w:t>Dockerfile</w:t>
+      <w:proofErr w:type="gramStart"/>
+      <w:r>
+        <w:rPr>
+          <w:sz w:val="20"/>
+          <w:szCs w:val="20"/>
+        </w:rPr>
+        <w:t>nginx:latest</w:t>
       </w:r>
       <w:proofErr w:type="spellEnd"/>
-      <w:r>
-        <w:t>.</w:t>
+      <w:proofErr w:type="gramEnd"/>
+    </w:p>
+    <w:p>
+      <w:pPr>
+        <w:rPr>
+          <w:b/>
+          <w:bCs/>
+          <w:sz w:val="20"/>
+          <w:szCs w:val="20"/>
+        </w:rPr>
+      </w:pPr>
+      <w:r>
+        <w:rPr>
+          <w:b/>
+          <w:bCs/>
+          <w:sz w:val="20"/>
+          <w:szCs w:val="20"/>
+        </w:rPr>
+        <w:t xml:space="preserve">Q4. </w:t>
+      </w:r>
+      <w:r>
+        <w:rPr>
+          <w:b/>
+          <w:bCs/>
+          <w:sz w:val="20"/>
+          <w:szCs w:val="20"/>
+        </w:rPr>
+        <w:t xml:space="preserve">What is Docker Hub? </w:t>
+      </w:r>
+    </w:p>
+    <w:p>
+      <w:pPr>
+        <w:pStyle w:val="ListParagraph"/>
+        <w:numPr>
+          <w:ilvl w:val="0"/>
+          <w:numId w:val="6"/>
+        </w:numPr>
+        <w:rPr>
+          <w:sz w:val="20"/>
+          <w:szCs w:val="20"/>
+        </w:rPr>
+      </w:pPr>
+      <w:r>
+        <w:rPr>
+          <w:sz w:val="20"/>
+          <w:szCs w:val="20"/>
+        </w:rPr>
+        <w:t>Docker Hub is a cloud-based repository where Docker users can store and share container images.</w:t>
+      </w:r>
+    </w:p>
+    <w:p>
+      <w:pPr>
+        <w:rPr>
+          <w:b/>
+          <w:bCs/>
+          <w:sz w:val="20"/>
+          <w:szCs w:val="20"/>
+        </w:rPr>
+      </w:pPr>
+      <w:r>
+        <w:rPr>
+          <w:b/>
+          <w:bCs/>
+          <w:sz w:val="20"/>
+          <w:szCs w:val="20"/>
+        </w:rPr>
+        <w:t xml:space="preserve">Q5. </w:t>
+      </w:r>
+      <w:r>
+        <w:rPr>
+          <w:b/>
+          <w:bCs/>
+          <w:sz w:val="20"/>
+          <w:szCs w:val="20"/>
+        </w:rPr>
+        <w:t>How do you log in to Docker Hub using the CLI?</w:t>
+      </w:r>
+    </w:p>
+    <w:p>
+      <w:pPr>
+        <w:pStyle w:val="ListParagraph"/>
+        <w:numPr>
+          <w:ilvl w:val="0"/>
+          <w:numId w:val="8"/>
+        </w:numPr>
+        <w:rPr>
+          <w:sz w:val="20"/>
+          <w:szCs w:val="20"/>
+        </w:rPr>
+      </w:pPr>
+      <w:r>
+        <w:rPr>
+          <w:sz w:val="20"/>
+          <w:szCs w:val="20"/>
+        </w:rPr>
+        <w:t>docker login</w:t>
+      </w:r>
+    </w:p>
+    <w:p>
+      <w:pPr>
+        <w:pStyle w:val="ListParagraph"/>
+        <w:ind w:left="0"/>
+        <w:rPr>
+          <w:b/>
+          <w:bCs/>
+          <w:sz w:val="20"/>
+          <w:szCs w:val="20"/>
+        </w:rPr>
+      </w:pPr>
+      <w:r>
+        <w:rPr>
+          <w:b/>
+          <w:bCs/>
+          <w:sz w:val="20"/>
+          <w:szCs w:val="20"/>
+        </w:rPr>
+        <w:t xml:space="preserve">Q6. </w:t>
+      </w:r>
+      <w:r>
+        <w:rPr>
+          <w:b/>
+          <w:bCs/>
+          <w:sz w:val="20"/>
+          <w:szCs w:val="20"/>
+        </w:rPr>
+        <w:t xml:space="preserve">What does the docker pull command do? </w:t>
+      </w:r>
+    </w:p>
+    <w:p>
+      <w:pPr>
+        <w:pStyle w:val="ListParagraph"/>
+        <w:numPr>
+          <w:ilvl w:val="0"/>
+          <w:numId w:val="8"/>
+        </w:numPr>
+        <w:rPr>
+          <w:sz w:val="20"/>
+          <w:szCs w:val="20"/>
+        </w:rPr>
+      </w:pPr>
+      <w:r>
+        <w:rPr>
+          <w:sz w:val="20"/>
+          <w:szCs w:val="20"/>
+        </w:rPr>
+        <w:t>It downloads a Docker image from a remote registry like Docker Hub to the local system.</w:t>
+      </w:r>
+    </w:p>
+    <w:p>
+      <w:pPr>
+        <w:rPr>
+          <w:b/>
+          <w:bCs/>
+          <w:sz w:val="20"/>
+          <w:szCs w:val="20"/>
+        </w:rPr>
+      </w:pPr>
+      <w:r>
+        <w:rPr>
+          <w:b/>
+          <w:bCs/>
+          <w:sz w:val="20"/>
+          <w:szCs w:val="20"/>
+        </w:rPr>
+        <w:t xml:space="preserve">Q7. </w:t>
+      </w:r>
+      <w:r>
+        <w:rPr>
+          <w:b/>
+          <w:bCs/>
+          <w:sz w:val="20"/>
+          <w:szCs w:val="20"/>
+        </w:rPr>
+        <w:t xml:space="preserve">What does the docker push command do? </w:t>
+      </w:r>
+    </w:p>
+    <w:p>
+      <w:pPr>
+        <w:pStyle w:val="ListParagraph"/>
+        <w:numPr>
+          <w:ilvl w:val="0"/>
+          <w:numId w:val="8"/>
+        </w:numPr>
+        <w:rPr>
+          <w:sz w:val="20"/>
+          <w:szCs w:val="20"/>
+        </w:rPr>
+      </w:pPr>
+      <w:r>
+        <w:rPr>
+          <w:sz w:val="20"/>
+          <w:szCs w:val="20"/>
+        </w:rPr>
+        <w:t>It uploads a local Docker image to a remote registry.</w:t>
+      </w:r>
+    </w:p>
+    <w:p>
+      <w:pPr>
+        <w:pStyle w:val="ListParagraph"/>
+        <w:ind w:left="0"/>
+        <w:rPr>
+          <w:b/>
+          <w:bCs/>
+          <w:sz w:val="20"/>
+          <w:szCs w:val="20"/>
+        </w:rPr>
+      </w:pPr>
+    </w:p>
+    <w:p>
+      <w:pPr>
+        <w:pStyle w:val="ListParagraph"/>
+        <w:ind w:left="0"/>
+        <w:rPr>
+          <w:b/>
+          <w:bCs/>
+          <w:sz w:val="20"/>
+          <w:szCs w:val="20"/>
+        </w:rPr>
+      </w:pPr>
+      <w:r>
+        <w:rPr>
+          <w:b/>
+          <w:bCs/>
+          <w:sz w:val="20"/>
+          <w:szCs w:val="20"/>
+        </w:rPr>
+        <w:t>Q8.</w:t>
+      </w:r>
+      <w:r>
+        <w:rPr>
+          <w:b/>
+          <w:bCs/>
+          <w:sz w:val="20"/>
+          <w:szCs w:val="20"/>
+        </w:rPr>
+        <w:t xml:space="preserve"> </w:t>
+      </w:r>
+      <w:r>
+        <w:rPr>
+          <w:b/>
+          <w:bCs/>
+          <w:sz w:val="20"/>
+          <w:szCs w:val="20"/>
+        </w:rPr>
+        <w:t xml:space="preserve">What is the purpose of docker tag? </w:t>
+      </w:r>
+    </w:p>
+    <w:p>
+      <w:pPr>
+        <w:pStyle w:val="ListParagraph"/>
+        <w:numPr>
+          <w:ilvl w:val="0"/>
+          <w:numId w:val="8"/>
+        </w:numPr>
+        <w:rPr>
+          <w:sz w:val="20"/>
+          <w:szCs w:val="20"/>
+        </w:rPr>
+      </w:pPr>
+      <w:r>
+        <w:rPr>
+          <w:sz w:val="20"/>
+          <w:szCs w:val="20"/>
+        </w:rPr>
+        <w:t>It is used to create a new alias or version for a Docker image.</w:t>
+      </w:r>
+    </w:p>
+    <w:p>
+      <w:pPr>
+        <w:rPr>
+          <w:b/>
+          <w:bCs/>
+          <w:sz w:val="20"/>
+          <w:szCs w:val="20"/>
+        </w:rPr>
+      </w:pPr>
+      <w:r>
+        <w:rPr>
+          <w:b/>
+          <w:bCs/>
+          <w:sz w:val="20"/>
+          <w:szCs w:val="20"/>
+        </w:rPr>
+        <w:t xml:space="preserve">Q9. </w:t>
+      </w:r>
+      <w:r>
+        <w:rPr>
+          <w:b/>
+          <w:bCs/>
+          <w:sz w:val="20"/>
+          <w:szCs w:val="20"/>
+        </w:rPr>
+        <w:t xml:space="preserve">How do you remove a Docker image from the system? </w:t>
+      </w:r>
+    </w:p>
+    <w:p>
+      <w:pPr>
+        <w:pStyle w:val="ListParagraph"/>
+        <w:numPr>
+          <w:ilvl w:val="0"/>
+          <w:numId w:val="8"/>
+        </w:numPr>
+        <w:rPr>
+          <w:b/>
+          <w:bCs/>
+          <w:sz w:val="20"/>
+          <w:szCs w:val="20"/>
+        </w:rPr>
+      </w:pPr>
+      <w:r>
+        <w:rPr>
+          <w:sz w:val="20"/>
+          <w:szCs w:val="20"/>
+        </w:rPr>
+        <w:t xml:space="preserve">Using docker </w:t>
+      </w:r>
+      <w:proofErr w:type="spellStart"/>
+      <w:r>
+        <w:rPr>
+          <w:sz w:val="20"/>
+          <w:szCs w:val="20"/>
+        </w:rPr>
+        <w:t>rmi</w:t>
+      </w:r>
+      <w:proofErr w:type="spellEnd"/>
+      <w:r>
+        <w:rPr>
+          <w:sz w:val="20"/>
+          <w:szCs w:val="20"/>
+        </w:rPr>
+        <w:t xml:space="preserve"> or docker image </w:t>
+      </w:r>
+      <w:proofErr w:type="gramStart"/>
+      <w:r>
+        <w:rPr>
+          <w:sz w:val="20"/>
+          <w:szCs w:val="20"/>
+        </w:rPr>
+        <w:t>rm .</w:t>
+      </w:r>
+      <w:proofErr w:type="gramEnd"/>
+    </w:p>
+    <w:p>
+      <w:pPr>
+        <w:rPr>
+          <w:b/>
+          <w:bCs/>
+          <w:sz w:val="20"/>
+          <w:szCs w:val="20"/>
+        </w:rPr>
+      </w:pPr>
+      <w:r>
+        <w:rPr>
+          <w:b/>
+          <w:bCs/>
+          <w:sz w:val="20"/>
+          <w:szCs w:val="20"/>
+        </w:rPr>
+        <w:t>Q10.</w:t>
+      </w:r>
+      <w:r>
+        <w:rPr>
+          <w:b/>
+          <w:bCs/>
+          <w:sz w:val="20"/>
+          <w:szCs w:val="20"/>
+        </w:rPr>
+        <w:t>What is the use of docker save and docker load?</w:t>
+      </w:r>
+    </w:p>
+    <w:p>
+      <w:pPr>
+        <w:pStyle w:val="ListParagraph"/>
+        <w:numPr>
+          <w:ilvl w:val="0"/>
+          <w:numId w:val="8"/>
+        </w:numPr>
+        <w:rPr>
+          <w:sz w:val="20"/>
+          <w:szCs w:val="20"/>
+        </w:rPr>
+      </w:pPr>
+      <w:r>
+        <w:rPr>
+          <w:b/>
+          <w:bCs/>
+          <w:sz w:val="20"/>
+          <w:szCs w:val="20"/>
+        </w:rPr>
+        <w:t>docker save</w:t>
+      </w:r>
+      <w:r>
+        <w:rPr>
+          <w:sz w:val="20"/>
+          <w:szCs w:val="20"/>
+        </w:rPr>
+        <w:t xml:space="preserve"> is used to export an image to a .tar archive. </w:t>
+      </w:r>
+    </w:p>
+    <w:p>
+      <w:pPr>
+        <w:pStyle w:val="ListParagraph"/>
+        <w:numPr>
+          <w:ilvl w:val="0"/>
+          <w:numId w:val="8"/>
+        </w:numPr>
+        <w:rPr>
+          <w:sz w:val="20"/>
+          <w:szCs w:val="20"/>
+        </w:rPr>
+      </w:pPr>
+      <w:r>
+        <w:rPr>
+          <w:b/>
+          <w:bCs/>
+          <w:sz w:val="20"/>
+          <w:szCs w:val="20"/>
+        </w:rPr>
+        <w:t>docker load</w:t>
+      </w:r>
+      <w:r>
+        <w:rPr>
+          <w:sz w:val="20"/>
+          <w:szCs w:val="20"/>
+        </w:rPr>
+        <w:t xml:space="preserve"> is used to import an image from a .tar archive.</w:t>
+      </w:r>
+    </w:p>
+    <w:p>
+      <w:pPr>
+        <w:rPr>
+          <w:b/>
+          <w:bCs/>
+          <w:sz w:val="20"/>
+          <w:szCs w:val="20"/>
+        </w:rPr>
+      </w:pPr>
+      <w:r>
+        <w:rPr>
+          <w:b/>
+          <w:bCs/>
+          <w:sz w:val="20"/>
+          <w:szCs w:val="20"/>
+        </w:rPr>
+        <w:t>Q11.</w:t>
+      </w:r>
+      <w:r>
+        <w:rPr>
+          <w:b/>
+          <w:bCs/>
+        </w:rPr>
+        <w:t xml:space="preserve"> </w:t>
+      </w:r>
+      <w:r>
+        <w:rPr>
+          <w:b/>
+          <w:bCs/>
+          <w:sz w:val="20"/>
+          <w:szCs w:val="20"/>
+        </w:rPr>
+        <w:t xml:space="preserve">What is the difference between docker </w:t>
+      </w:r>
+      <w:proofErr w:type="spellStart"/>
+      <w:r>
+        <w:rPr>
+          <w:b/>
+          <w:bCs/>
+          <w:sz w:val="20"/>
+          <w:szCs w:val="20"/>
+        </w:rPr>
+        <w:t>rmi</w:t>
+      </w:r>
+      <w:proofErr w:type="spellEnd"/>
+      <w:r>
+        <w:rPr>
+          <w:b/>
+          <w:bCs/>
+          <w:sz w:val="20"/>
+          <w:szCs w:val="20"/>
+        </w:rPr>
+        <w:t xml:space="preserve"> and docker rm?</w:t>
+      </w:r>
+    </w:p>
+    <w:p>
+      <w:pPr>
+        <w:pStyle w:val="ListParagraph"/>
+        <w:numPr>
+          <w:ilvl w:val="0"/>
+          <w:numId w:val="10"/>
+        </w:numPr>
+        <w:rPr>
+          <w:sz w:val="20"/>
+          <w:szCs w:val="20"/>
+        </w:rPr>
+      </w:pPr>
+      <w:r>
+        <w:rPr>
+          <w:sz w:val="20"/>
+          <w:szCs w:val="20"/>
+        </w:rPr>
+        <w:t xml:space="preserve">docker </w:t>
+      </w:r>
+      <w:proofErr w:type="spellStart"/>
+      <w:r>
+        <w:rPr>
+          <w:sz w:val="20"/>
+          <w:szCs w:val="20"/>
+        </w:rPr>
+        <w:t>rmi</w:t>
+      </w:r>
+      <w:proofErr w:type="spellEnd"/>
+      <w:r>
+        <w:rPr>
+          <w:sz w:val="20"/>
+          <w:szCs w:val="20"/>
+        </w:rPr>
+        <w:t xml:space="preserve"> removes images.</w:t>
+      </w:r>
+    </w:p>
+    <w:p>
+      <w:pPr>
+        <w:pStyle w:val="ListParagraph"/>
+        <w:numPr>
+          <w:ilvl w:val="0"/>
+          <w:numId w:val="10"/>
+        </w:numPr>
+        <w:rPr>
+          <w:sz w:val="20"/>
+          <w:szCs w:val="20"/>
+        </w:rPr>
+      </w:pPr>
+      <w:r>
+        <w:rPr>
+          <w:sz w:val="20"/>
+          <w:szCs w:val="20"/>
+        </w:rPr>
+        <w:t xml:space="preserve"> docker rm removes containers.</w:t>
+      </w:r>
+    </w:p>
+    <w:p>
+      <w:pPr>
+        <w:rPr>
+          <w:b/>
+          <w:bCs/>
+          <w:sz w:val="20"/>
+          <w:szCs w:val="20"/>
+        </w:rPr>
+      </w:pPr>
+      <w:r>
+        <w:rPr>
+          <w:b/>
+          <w:bCs/>
+          <w:sz w:val="20"/>
+          <w:szCs w:val="20"/>
+        </w:rPr>
+        <w:t>Q12.</w:t>
+      </w:r>
+      <w:r>
+        <w:rPr>
+          <w:b/>
+          <w:bCs/>
+          <w:sz w:val="20"/>
+          <w:szCs w:val="20"/>
+        </w:rPr>
+        <w:t>What does the docker image prune command do?</w:t>
+      </w:r>
+    </w:p>
+    <w:p>
+      <w:pPr>
+        <w:pStyle w:val="ListParagraph"/>
+        <w:numPr>
+          <w:ilvl w:val="0"/>
+          <w:numId w:val="11"/>
+        </w:numPr>
+        <w:rPr>
+          <w:sz w:val="20"/>
+          <w:szCs w:val="20"/>
+        </w:rPr>
+      </w:pPr>
+      <w:r>
+        <w:rPr>
+          <w:sz w:val="20"/>
+          <w:szCs w:val="20"/>
+        </w:rPr>
+        <w:t>It removes all unused and dangling images to free up disk space</w:t>
+      </w:r>
+    </w:p>
+    <w:p>
+      <w:pPr>
+        <w:rPr>
+          <w:b/>
+          <w:bCs/>
+          <w:sz w:val="20"/>
+          <w:szCs w:val="20"/>
+        </w:rPr>
+      </w:pPr>
+      <w:r>
+        <w:rPr>
+          <w:b/>
+          <w:bCs/>
+          <w:sz w:val="20"/>
+          <w:szCs w:val="20"/>
+        </w:rPr>
+        <w:t xml:space="preserve">20. </w:t>
+      </w:r>
+      <w:proofErr w:type="gramStart"/>
+      <w:r>
+        <w:rPr>
+          <w:b/>
+          <w:bCs/>
+          <w:sz w:val="20"/>
+          <w:szCs w:val="20"/>
+        </w:rPr>
+        <w:t>What’s</w:t>
+      </w:r>
+      <w:proofErr w:type="gramEnd"/>
+      <w:r>
+        <w:rPr>
+          <w:b/>
+          <w:bCs/>
+          <w:sz w:val="20"/>
+          <w:szCs w:val="20"/>
+        </w:rPr>
+        <w:t xml:space="preserve"> the difference between docker image rm and docker image prune? </w:t>
+      </w:r>
+    </w:p>
+    <w:p>
+      <w:pPr>
+        <w:pStyle w:val="ListParagraph"/>
+        <w:numPr>
+          <w:ilvl w:val="0"/>
+          <w:numId w:val="12"/>
+        </w:numPr>
+        <w:rPr>
+          <w:sz w:val="20"/>
+          <w:szCs w:val="20"/>
+        </w:rPr>
+      </w:pPr>
+      <w:r>
+        <w:rPr>
+          <w:b/>
+          <w:bCs/>
+          <w:sz w:val="20"/>
+          <w:szCs w:val="20"/>
+        </w:rPr>
+        <w:t>docker image rm</w:t>
+      </w:r>
+      <w:r>
+        <w:rPr>
+          <w:sz w:val="20"/>
+          <w:szCs w:val="20"/>
+        </w:rPr>
+        <w:t xml:space="preserve"> removes a specified image.</w:t>
+      </w:r>
+    </w:p>
+    <w:p>
+      <w:pPr>
+        <w:pStyle w:val="ListParagraph"/>
+        <w:numPr>
+          <w:ilvl w:val="0"/>
+          <w:numId w:val="12"/>
+        </w:numPr>
+        <w:rPr>
+          <w:sz w:val="20"/>
+          <w:szCs w:val="20"/>
+        </w:rPr>
+      </w:pPr>
+      <w:r>
+        <w:rPr>
+          <w:b/>
+          <w:bCs/>
+          <w:sz w:val="20"/>
+          <w:szCs w:val="20"/>
+        </w:rPr>
+        <w:t>docker image prune</w:t>
+      </w:r>
+      <w:r>
+        <w:rPr>
+          <w:sz w:val="20"/>
+          <w:szCs w:val="20"/>
+        </w:rPr>
+        <w:t xml:space="preserve"> removes all unused images automatically.</w:t>
       </w:r>
     </w:p>
     <w:sectPr>
@@ -269,6 +1876,684 @@
 <file path=word/numbering.xml><?xml version="1.0" encoding="utf-8"?>
 <w:numbering xmlns:wpc="http://schemas.microsoft.com/office/word/2010/wordprocessingCanvas" xmlns:cx="http://schemas.microsoft.com/office/drawing/2014/chartex" xmlns:cx1="http://schemas.microsoft.com/office/drawing/2015/9/8/chartex" xmlns:cx2="http://schemas.microsoft.com/office/drawing/2015/10/21/chartex" xmlns:cx3="http://schemas.microsoft.com/office/drawing/2016/5/9/chartex" xmlns:cx4="http://schemas.microsoft.com/office/drawing/2016/5/10/chartex" xmlns:cx5="http://schemas.microsoft.com/office/drawing/2016/5/11/chartex" xmlns:cx6="http://schemas.microsoft.com/office/drawing/2016/5/12/chartex" xmlns:cx7="http://schemas.microsoft.com/office/drawing/2016/5/13/chartex" xmlns:cx8="http://schemas.microsoft.com/office/drawing/2016/5/14/chartex" xmlns:mc="http://schemas.openxmlformats.org/markup-compatibility/2006" xmlns:aink="http://schemas.microsoft.com/office/drawing/2016/ink" xmlns:am3d="http://schemas.microsoft.com/office/drawing/2017/model3d" xmlns:o="urn:schemas-microsoft-com:office:office" xmlns:oel="http://schemas.microsoft.com/office/2019/extlst" xmlns:r="http://schemas.openxmlformats.org/officeDocument/2006/relationships" xmlns:m="http://schemas.openxmlformats.org/officeDocument/2006/math" xmlns:v="urn:schemas-microsoft-com:vml" xmlns:wp14="http://schemas.microsoft.com/office/word/2010/wordprocessingDrawing" xmlns:wp="http://schemas.openxmlformats.org/drawingml/2006/wordprocessingDrawing" xmlns:w10="urn:schemas-microsoft-com:office:word" xmlns:w="http://schemas.openxmlformats.org/wordprocessingml/2006/main" xmlns:w14="http://schemas.microsoft.com/office/word/2010/wordml" xmlns:w15="http://schemas.microsoft.com/office/word/2012/wordml" xmlns:w16cex="http://schemas.microsoft.com/office/word/2018/wordml/cex" xmlns:w16cid="http://schemas.microsoft.com/office/word/2016/wordml/cid" xmlns:w16="http://schemas.microsoft.com/office/word/2018/wordml" xmlns:w16du="http://schemas.microsoft.com/office/word/2023/wordml/word16du" xmlns:w16sdtdh="http://schemas.microsoft.com/office/word/2020/wordml/sdtdatahash" xmlns:w16sdtfl="http://schemas.microsoft.com/office/word/2024/wordml/sdtformatlock" xmlns:w16se="http://schemas.microsoft.com/office/word/2015/wordml/symex" xmlns:wpg="http://schemas.microsoft.com/office/word/2010/wordprocessingGroup" xmlns:wpi="http://schemas.microsoft.com/office/word/2010/wordprocessingInk" xmlns:wne="http://schemas.microsoft.com/office/word/2006/wordml" xmlns:wps="http://schemas.microsoft.com/office/word/2010/wordprocessingShape" mc:Ignorable="w14 w15 w16se w16cid w16 w16cex w16sdtdh w16sdtfl w16du wp14">
   <w:abstractNum w:abstractNumId="0" w15:restartNumberingAfterBreak="0">
+    <w:nsid w:val="011B2752"/>
+    <w:multiLevelType w:val="hybridMultilevel"/>
+    <w:tmpl w:val="79EE42F8"/>
+    <w:lvl w:ilvl="0" w:tplc="61DC8AEA">
+      <w:start w:val="1"/>
+      <w:numFmt w:val="bullet"/>
+      <w:lvlText w:val="o"/>
+      <w:lvlJc w:val="left"/>
+      <w:pPr>
+        <w:ind w:left="360" w:hanging="360"/>
+      </w:pPr>
+      <w:rPr>
+        <w:rFonts w:ascii="Courier New" w:hAnsi="Courier New" w:hint="default"/>
+      </w:rPr>
+    </w:lvl>
+    <w:lvl w:ilvl="1" w:tplc="FFFFFFFF" w:tentative="1">
+      <w:start w:val="1"/>
+      <w:numFmt w:val="bullet"/>
+      <w:lvlText w:val="o"/>
+      <w:lvlJc w:val="left"/>
+      <w:pPr>
+        <w:ind w:left="1080" w:hanging="360"/>
+      </w:pPr>
+      <w:rPr>
+        <w:rFonts w:ascii="Courier New" w:hAnsi="Courier New" w:cs="Courier New" w:hint="default"/>
+      </w:rPr>
+    </w:lvl>
+    <w:lvl w:ilvl="2" w:tplc="FFFFFFFF" w:tentative="1">
+      <w:start w:val="1"/>
+      <w:numFmt w:val="bullet"/>
+      <w:lvlText w:val=""/>
+      <w:lvlJc w:val="left"/>
+      <w:pPr>
+        <w:ind w:left="1800" w:hanging="360"/>
+      </w:pPr>
+      <w:rPr>
+        <w:rFonts w:ascii="Wingdings" w:hAnsi="Wingdings" w:hint="default"/>
+      </w:rPr>
+    </w:lvl>
+    <w:lvl w:ilvl="3" w:tplc="FFFFFFFF" w:tentative="1">
+      <w:start w:val="1"/>
+      <w:numFmt w:val="bullet"/>
+      <w:lvlText w:val=""/>
+      <w:lvlJc w:val="left"/>
+      <w:pPr>
+        <w:ind w:left="2520" w:hanging="360"/>
+      </w:pPr>
+      <w:rPr>
+        <w:rFonts w:ascii="Symbol" w:hAnsi="Symbol" w:hint="default"/>
+      </w:rPr>
+    </w:lvl>
+    <w:lvl w:ilvl="4" w:tplc="FFFFFFFF" w:tentative="1">
+      <w:start w:val="1"/>
+      <w:numFmt w:val="bullet"/>
+      <w:lvlText w:val="o"/>
+      <w:lvlJc w:val="left"/>
+      <w:pPr>
+        <w:ind w:left="3240" w:hanging="360"/>
+      </w:pPr>
+      <w:rPr>
+        <w:rFonts w:ascii="Courier New" w:hAnsi="Courier New" w:cs="Courier New" w:hint="default"/>
+      </w:rPr>
+    </w:lvl>
+    <w:lvl w:ilvl="5" w:tplc="FFFFFFFF" w:tentative="1">
+      <w:start w:val="1"/>
+      <w:numFmt w:val="bullet"/>
+      <w:lvlText w:val=""/>
+      <w:lvlJc w:val="left"/>
+      <w:pPr>
+        <w:ind w:left="3960" w:hanging="360"/>
+      </w:pPr>
+      <w:rPr>
+        <w:rFonts w:ascii="Wingdings" w:hAnsi="Wingdings" w:hint="default"/>
+      </w:rPr>
+    </w:lvl>
+    <w:lvl w:ilvl="6" w:tplc="FFFFFFFF" w:tentative="1">
+      <w:start w:val="1"/>
+      <w:numFmt w:val="bullet"/>
+      <w:lvlText w:val=""/>
+      <w:lvlJc w:val="left"/>
+      <w:pPr>
+        <w:ind w:left="4680" w:hanging="360"/>
+      </w:pPr>
+      <w:rPr>
+        <w:rFonts w:ascii="Symbol" w:hAnsi="Symbol" w:hint="default"/>
+      </w:rPr>
+    </w:lvl>
+    <w:lvl w:ilvl="7" w:tplc="FFFFFFFF" w:tentative="1">
+      <w:start w:val="1"/>
+      <w:numFmt w:val="bullet"/>
+      <w:lvlText w:val="o"/>
+      <w:lvlJc w:val="left"/>
+      <w:pPr>
+        <w:ind w:left="5400" w:hanging="360"/>
+      </w:pPr>
+      <w:rPr>
+        <w:rFonts w:ascii="Courier New" w:hAnsi="Courier New" w:cs="Courier New" w:hint="default"/>
+      </w:rPr>
+    </w:lvl>
+    <w:lvl w:ilvl="8" w:tplc="FFFFFFFF" w:tentative="1">
+      <w:start w:val="1"/>
+      <w:numFmt w:val="bullet"/>
+      <w:lvlText w:val=""/>
+      <w:lvlJc w:val="left"/>
+      <w:pPr>
+        <w:ind w:left="6120" w:hanging="360"/>
+      </w:pPr>
+      <w:rPr>
+        <w:rFonts w:ascii="Wingdings" w:hAnsi="Wingdings" w:hint="default"/>
+      </w:rPr>
+    </w:lvl>
+  </w:abstractNum>
+  <w:abstractNum w:abstractNumId="1" w15:restartNumberingAfterBreak="0">
+    <w:nsid w:val="013868AC"/>
+    <w:multiLevelType w:val="hybridMultilevel"/>
+    <w:tmpl w:val="472CFAAE"/>
+    <w:lvl w:ilvl="0" w:tplc="4009000B">
+      <w:start w:val="1"/>
+      <w:numFmt w:val="bullet"/>
+      <w:lvlText w:val=""/>
+      <w:lvlJc w:val="left"/>
+      <w:pPr>
+        <w:ind w:left="360" w:hanging="360"/>
+      </w:pPr>
+      <w:rPr>
+        <w:rFonts w:ascii="Wingdings" w:hAnsi="Wingdings" w:hint="default"/>
+      </w:rPr>
+    </w:lvl>
+    <w:lvl w:ilvl="1" w:tplc="40090003" w:tentative="1">
+      <w:start w:val="1"/>
+      <w:numFmt w:val="bullet"/>
+      <w:lvlText w:val="o"/>
+      <w:lvlJc w:val="left"/>
+      <w:pPr>
+        <w:ind w:left="1080" w:hanging="360"/>
+      </w:pPr>
+      <w:rPr>
+        <w:rFonts w:ascii="Courier New" w:hAnsi="Courier New" w:cs="Courier New" w:hint="default"/>
+      </w:rPr>
+    </w:lvl>
+    <w:lvl w:ilvl="2" w:tplc="40090005" w:tentative="1">
+      <w:start w:val="1"/>
+      <w:numFmt w:val="bullet"/>
+      <w:lvlText w:val=""/>
+      <w:lvlJc w:val="left"/>
+      <w:pPr>
+        <w:ind w:left="1800" w:hanging="360"/>
+      </w:pPr>
+      <w:rPr>
+        <w:rFonts w:ascii="Wingdings" w:hAnsi="Wingdings" w:hint="default"/>
+      </w:rPr>
+    </w:lvl>
+    <w:lvl w:ilvl="3" w:tplc="40090001" w:tentative="1">
+      <w:start w:val="1"/>
+      <w:numFmt w:val="bullet"/>
+      <w:lvlText w:val=""/>
+      <w:lvlJc w:val="left"/>
+      <w:pPr>
+        <w:ind w:left="2520" w:hanging="360"/>
+      </w:pPr>
+      <w:rPr>
+        <w:rFonts w:ascii="Symbol" w:hAnsi="Symbol" w:hint="default"/>
+      </w:rPr>
+    </w:lvl>
+    <w:lvl w:ilvl="4" w:tplc="40090003" w:tentative="1">
+      <w:start w:val="1"/>
+      <w:numFmt w:val="bullet"/>
+      <w:lvlText w:val="o"/>
+      <w:lvlJc w:val="left"/>
+      <w:pPr>
+        <w:ind w:left="3240" w:hanging="360"/>
+      </w:pPr>
+      <w:rPr>
+        <w:rFonts w:ascii="Courier New" w:hAnsi="Courier New" w:cs="Courier New" w:hint="default"/>
+      </w:rPr>
+    </w:lvl>
+    <w:lvl w:ilvl="5" w:tplc="40090005" w:tentative="1">
+      <w:start w:val="1"/>
+      <w:numFmt w:val="bullet"/>
+      <w:lvlText w:val=""/>
+      <w:lvlJc w:val="left"/>
+      <w:pPr>
+        <w:ind w:left="3960" w:hanging="360"/>
+      </w:pPr>
+      <w:rPr>
+        <w:rFonts w:ascii="Wingdings" w:hAnsi="Wingdings" w:hint="default"/>
+      </w:rPr>
+    </w:lvl>
+    <w:lvl w:ilvl="6" w:tplc="40090001" w:tentative="1">
+      <w:start w:val="1"/>
+      <w:numFmt w:val="bullet"/>
+      <w:lvlText w:val=""/>
+      <w:lvlJc w:val="left"/>
+      <w:pPr>
+        <w:ind w:left="4680" w:hanging="360"/>
+      </w:pPr>
+      <w:rPr>
+        <w:rFonts w:ascii="Symbol" w:hAnsi="Symbol" w:hint="default"/>
+      </w:rPr>
+    </w:lvl>
+    <w:lvl w:ilvl="7" w:tplc="40090003" w:tentative="1">
+      <w:start w:val="1"/>
+      <w:numFmt w:val="bullet"/>
+      <w:lvlText w:val="o"/>
+      <w:lvlJc w:val="left"/>
+      <w:pPr>
+        <w:ind w:left="5400" w:hanging="360"/>
+      </w:pPr>
+      <w:rPr>
+        <w:rFonts w:ascii="Courier New" w:hAnsi="Courier New" w:cs="Courier New" w:hint="default"/>
+      </w:rPr>
+    </w:lvl>
+    <w:lvl w:ilvl="8" w:tplc="40090005" w:tentative="1">
+      <w:start w:val="1"/>
+      <w:numFmt w:val="bullet"/>
+      <w:lvlText w:val=""/>
+      <w:lvlJc w:val="left"/>
+      <w:pPr>
+        <w:ind w:left="6120" w:hanging="360"/>
+      </w:pPr>
+      <w:rPr>
+        <w:rFonts w:ascii="Wingdings" w:hAnsi="Wingdings" w:hint="default"/>
+      </w:rPr>
+    </w:lvl>
+  </w:abstractNum>
+  <w:abstractNum w:abstractNumId="2" w15:restartNumberingAfterBreak="0">
+    <w:nsid w:val="047F3C77"/>
+    <w:multiLevelType w:val="hybridMultilevel"/>
+    <w:tmpl w:val="903A9514"/>
+    <w:lvl w:ilvl="0" w:tplc="4009000B">
+      <w:start w:val="1"/>
+      <w:numFmt w:val="bullet"/>
+      <w:lvlText w:val=""/>
+      <w:lvlJc w:val="left"/>
+      <w:pPr>
+        <w:ind w:left="360" w:hanging="360"/>
+      </w:pPr>
+      <w:rPr>
+        <w:rFonts w:ascii="Wingdings" w:hAnsi="Wingdings" w:hint="default"/>
+      </w:rPr>
+    </w:lvl>
+    <w:lvl w:ilvl="1" w:tplc="40090003" w:tentative="1">
+      <w:start w:val="1"/>
+      <w:numFmt w:val="bullet"/>
+      <w:lvlText w:val="o"/>
+      <w:lvlJc w:val="left"/>
+      <w:pPr>
+        <w:ind w:left="1080" w:hanging="360"/>
+      </w:pPr>
+      <w:rPr>
+        <w:rFonts w:ascii="Courier New" w:hAnsi="Courier New" w:cs="Courier New" w:hint="default"/>
+      </w:rPr>
+    </w:lvl>
+    <w:lvl w:ilvl="2" w:tplc="40090005" w:tentative="1">
+      <w:start w:val="1"/>
+      <w:numFmt w:val="bullet"/>
+      <w:lvlText w:val=""/>
+      <w:lvlJc w:val="left"/>
+      <w:pPr>
+        <w:ind w:left="1800" w:hanging="360"/>
+      </w:pPr>
+      <w:rPr>
+        <w:rFonts w:ascii="Wingdings" w:hAnsi="Wingdings" w:hint="default"/>
+      </w:rPr>
+    </w:lvl>
+    <w:lvl w:ilvl="3" w:tplc="40090001" w:tentative="1">
+      <w:start w:val="1"/>
+      <w:numFmt w:val="bullet"/>
+      <w:lvlText w:val=""/>
+      <w:lvlJc w:val="left"/>
+      <w:pPr>
+        <w:ind w:left="2520" w:hanging="360"/>
+      </w:pPr>
+      <w:rPr>
+        <w:rFonts w:ascii="Symbol" w:hAnsi="Symbol" w:hint="default"/>
+      </w:rPr>
+    </w:lvl>
+    <w:lvl w:ilvl="4" w:tplc="40090003" w:tentative="1">
+      <w:start w:val="1"/>
+      <w:numFmt w:val="bullet"/>
+      <w:lvlText w:val="o"/>
+      <w:lvlJc w:val="left"/>
+      <w:pPr>
+        <w:ind w:left="3240" w:hanging="360"/>
+      </w:pPr>
+      <w:rPr>
+        <w:rFonts w:ascii="Courier New" w:hAnsi="Courier New" w:cs="Courier New" w:hint="default"/>
+      </w:rPr>
+    </w:lvl>
+    <w:lvl w:ilvl="5" w:tplc="40090005" w:tentative="1">
+      <w:start w:val="1"/>
+      <w:numFmt w:val="bullet"/>
+      <w:lvlText w:val=""/>
+      <w:lvlJc w:val="left"/>
+      <w:pPr>
+        <w:ind w:left="3960" w:hanging="360"/>
+      </w:pPr>
+      <w:rPr>
+        <w:rFonts w:ascii="Wingdings" w:hAnsi="Wingdings" w:hint="default"/>
+      </w:rPr>
+    </w:lvl>
+    <w:lvl w:ilvl="6" w:tplc="40090001" w:tentative="1">
+      <w:start w:val="1"/>
+      <w:numFmt w:val="bullet"/>
+      <w:lvlText w:val=""/>
+      <w:lvlJc w:val="left"/>
+      <w:pPr>
+        <w:ind w:left="4680" w:hanging="360"/>
+      </w:pPr>
+      <w:rPr>
+        <w:rFonts w:ascii="Symbol" w:hAnsi="Symbol" w:hint="default"/>
+      </w:rPr>
+    </w:lvl>
+    <w:lvl w:ilvl="7" w:tplc="40090003" w:tentative="1">
+      <w:start w:val="1"/>
+      <w:numFmt w:val="bullet"/>
+      <w:lvlText w:val="o"/>
+      <w:lvlJc w:val="left"/>
+      <w:pPr>
+        <w:ind w:left="5400" w:hanging="360"/>
+      </w:pPr>
+      <w:rPr>
+        <w:rFonts w:ascii="Courier New" w:hAnsi="Courier New" w:cs="Courier New" w:hint="default"/>
+      </w:rPr>
+    </w:lvl>
+    <w:lvl w:ilvl="8" w:tplc="40090005" w:tentative="1">
+      <w:start w:val="1"/>
+      <w:numFmt w:val="bullet"/>
+      <w:lvlText w:val=""/>
+      <w:lvlJc w:val="left"/>
+      <w:pPr>
+        <w:ind w:left="6120" w:hanging="360"/>
+      </w:pPr>
+      <w:rPr>
+        <w:rFonts w:ascii="Wingdings" w:hAnsi="Wingdings" w:hint="default"/>
+      </w:rPr>
+    </w:lvl>
+  </w:abstractNum>
+  <w:abstractNum w:abstractNumId="3" w15:restartNumberingAfterBreak="0">
+    <w:nsid w:val="14455E73"/>
+    <w:multiLevelType w:val="hybridMultilevel"/>
+    <w:tmpl w:val="4086E076"/>
+    <w:lvl w:ilvl="0" w:tplc="4009000B">
+      <w:start w:val="1"/>
+      <w:numFmt w:val="bullet"/>
+      <w:lvlText w:val=""/>
+      <w:lvlJc w:val="left"/>
+      <w:pPr>
+        <w:ind w:left="360" w:hanging="360"/>
+      </w:pPr>
+      <w:rPr>
+        <w:rFonts w:ascii="Wingdings" w:hAnsi="Wingdings" w:hint="default"/>
+      </w:rPr>
+    </w:lvl>
+    <w:lvl w:ilvl="1" w:tplc="40090003" w:tentative="1">
+      <w:start w:val="1"/>
+      <w:numFmt w:val="bullet"/>
+      <w:lvlText w:val="o"/>
+      <w:lvlJc w:val="left"/>
+      <w:pPr>
+        <w:ind w:left="1080" w:hanging="360"/>
+      </w:pPr>
+      <w:rPr>
+        <w:rFonts w:ascii="Courier New" w:hAnsi="Courier New" w:cs="Courier New" w:hint="default"/>
+      </w:rPr>
+    </w:lvl>
+    <w:lvl w:ilvl="2" w:tplc="40090005" w:tentative="1">
+      <w:start w:val="1"/>
+      <w:numFmt w:val="bullet"/>
+      <w:lvlText w:val=""/>
+      <w:lvlJc w:val="left"/>
+      <w:pPr>
+        <w:ind w:left="1800" w:hanging="360"/>
+      </w:pPr>
+      <w:rPr>
+        <w:rFonts w:ascii="Wingdings" w:hAnsi="Wingdings" w:hint="default"/>
+      </w:rPr>
+    </w:lvl>
+    <w:lvl w:ilvl="3" w:tplc="40090001" w:tentative="1">
+      <w:start w:val="1"/>
+      <w:numFmt w:val="bullet"/>
+      <w:lvlText w:val=""/>
+      <w:lvlJc w:val="left"/>
+      <w:pPr>
+        <w:ind w:left="2520" w:hanging="360"/>
+      </w:pPr>
+      <w:rPr>
+        <w:rFonts w:ascii="Symbol" w:hAnsi="Symbol" w:hint="default"/>
+      </w:rPr>
+    </w:lvl>
+    <w:lvl w:ilvl="4" w:tplc="40090003" w:tentative="1">
+      <w:start w:val="1"/>
+      <w:numFmt w:val="bullet"/>
+      <w:lvlText w:val="o"/>
+      <w:lvlJc w:val="left"/>
+      <w:pPr>
+        <w:ind w:left="3240" w:hanging="360"/>
+      </w:pPr>
+      <w:rPr>
+        <w:rFonts w:ascii="Courier New" w:hAnsi="Courier New" w:cs="Courier New" w:hint="default"/>
+      </w:rPr>
+    </w:lvl>
+    <w:lvl w:ilvl="5" w:tplc="40090005" w:tentative="1">
+      <w:start w:val="1"/>
+      <w:numFmt w:val="bullet"/>
+      <w:lvlText w:val=""/>
+      <w:lvlJc w:val="left"/>
+      <w:pPr>
+        <w:ind w:left="3960" w:hanging="360"/>
+      </w:pPr>
+      <w:rPr>
+        <w:rFonts w:ascii="Wingdings" w:hAnsi="Wingdings" w:hint="default"/>
+      </w:rPr>
+    </w:lvl>
+    <w:lvl w:ilvl="6" w:tplc="40090001" w:tentative="1">
+      <w:start w:val="1"/>
+      <w:numFmt w:val="bullet"/>
+      <w:lvlText w:val=""/>
+      <w:lvlJc w:val="left"/>
+      <w:pPr>
+        <w:ind w:left="4680" w:hanging="360"/>
+      </w:pPr>
+      <w:rPr>
+        <w:rFonts w:ascii="Symbol" w:hAnsi="Symbol" w:hint="default"/>
+      </w:rPr>
+    </w:lvl>
+    <w:lvl w:ilvl="7" w:tplc="40090003" w:tentative="1">
+      <w:start w:val="1"/>
+      <w:numFmt w:val="bullet"/>
+      <w:lvlText w:val="o"/>
+      <w:lvlJc w:val="left"/>
+      <w:pPr>
+        <w:ind w:left="5400" w:hanging="360"/>
+      </w:pPr>
+      <w:rPr>
+        <w:rFonts w:ascii="Courier New" w:hAnsi="Courier New" w:cs="Courier New" w:hint="default"/>
+      </w:rPr>
+    </w:lvl>
+    <w:lvl w:ilvl="8" w:tplc="40090005" w:tentative="1">
+      <w:start w:val="1"/>
+      <w:numFmt w:val="bullet"/>
+      <w:lvlText w:val=""/>
+      <w:lvlJc w:val="left"/>
+      <w:pPr>
+        <w:ind w:left="6120" w:hanging="360"/>
+      </w:pPr>
+      <w:rPr>
+        <w:rFonts w:ascii="Wingdings" w:hAnsi="Wingdings" w:hint="default"/>
+      </w:rPr>
+    </w:lvl>
+  </w:abstractNum>
+  <w:abstractNum w:abstractNumId="4" w15:restartNumberingAfterBreak="0">
+    <w:nsid w:val="14E53B88"/>
+    <w:multiLevelType w:val="hybridMultilevel"/>
+    <w:tmpl w:val="FD68283C"/>
+    <w:lvl w:ilvl="0" w:tplc="4009000B">
+      <w:start w:val="1"/>
+      <w:numFmt w:val="bullet"/>
+      <w:lvlText w:val=""/>
+      <w:lvlJc w:val="left"/>
+      <w:pPr>
+        <w:ind w:left="360" w:hanging="360"/>
+      </w:pPr>
+      <w:rPr>
+        <w:rFonts w:ascii="Wingdings" w:hAnsi="Wingdings" w:hint="default"/>
+      </w:rPr>
+    </w:lvl>
+    <w:lvl w:ilvl="1" w:tplc="40090003" w:tentative="1">
+      <w:start w:val="1"/>
+      <w:numFmt w:val="bullet"/>
+      <w:lvlText w:val="o"/>
+      <w:lvlJc w:val="left"/>
+      <w:pPr>
+        <w:ind w:left="1080" w:hanging="360"/>
+      </w:pPr>
+      <w:rPr>
+        <w:rFonts w:ascii="Courier New" w:hAnsi="Courier New" w:cs="Courier New" w:hint="default"/>
+      </w:rPr>
+    </w:lvl>
+    <w:lvl w:ilvl="2" w:tplc="40090005" w:tentative="1">
+      <w:start w:val="1"/>
+      <w:numFmt w:val="bullet"/>
+      <w:lvlText w:val=""/>
+      <w:lvlJc w:val="left"/>
+      <w:pPr>
+        <w:ind w:left="1800" w:hanging="360"/>
+      </w:pPr>
+      <w:rPr>
+        <w:rFonts w:ascii="Wingdings" w:hAnsi="Wingdings" w:hint="default"/>
+      </w:rPr>
+    </w:lvl>
+    <w:lvl w:ilvl="3" w:tplc="40090001" w:tentative="1">
+      <w:start w:val="1"/>
+      <w:numFmt w:val="bullet"/>
+      <w:lvlText w:val=""/>
+      <w:lvlJc w:val="left"/>
+      <w:pPr>
+        <w:ind w:left="2520" w:hanging="360"/>
+      </w:pPr>
+      <w:rPr>
+        <w:rFonts w:ascii="Symbol" w:hAnsi="Symbol" w:hint="default"/>
+      </w:rPr>
+    </w:lvl>
+    <w:lvl w:ilvl="4" w:tplc="40090003" w:tentative="1">
+      <w:start w:val="1"/>
+      <w:numFmt w:val="bullet"/>
+      <w:lvlText w:val="o"/>
+      <w:lvlJc w:val="left"/>
+      <w:pPr>
+        <w:ind w:left="3240" w:hanging="360"/>
+      </w:pPr>
+      <w:rPr>
+        <w:rFonts w:ascii="Courier New" w:hAnsi="Courier New" w:cs="Courier New" w:hint="default"/>
+      </w:rPr>
+    </w:lvl>
+    <w:lvl w:ilvl="5" w:tplc="40090005" w:tentative="1">
+      <w:start w:val="1"/>
+      <w:numFmt w:val="bullet"/>
+      <w:lvlText w:val=""/>
+      <w:lvlJc w:val="left"/>
+      <w:pPr>
+        <w:ind w:left="3960" w:hanging="360"/>
+      </w:pPr>
+      <w:rPr>
+        <w:rFonts w:ascii="Wingdings" w:hAnsi="Wingdings" w:hint="default"/>
+      </w:rPr>
+    </w:lvl>
+    <w:lvl w:ilvl="6" w:tplc="40090001" w:tentative="1">
+      <w:start w:val="1"/>
+      <w:numFmt w:val="bullet"/>
+      <w:lvlText w:val=""/>
+      <w:lvlJc w:val="left"/>
+      <w:pPr>
+        <w:ind w:left="4680" w:hanging="360"/>
+      </w:pPr>
+      <w:rPr>
+        <w:rFonts w:ascii="Symbol" w:hAnsi="Symbol" w:hint="default"/>
+      </w:rPr>
+    </w:lvl>
+    <w:lvl w:ilvl="7" w:tplc="40090003" w:tentative="1">
+      <w:start w:val="1"/>
+      <w:numFmt w:val="bullet"/>
+      <w:lvlText w:val="o"/>
+      <w:lvlJc w:val="left"/>
+      <w:pPr>
+        <w:ind w:left="5400" w:hanging="360"/>
+      </w:pPr>
+      <w:rPr>
+        <w:rFonts w:ascii="Courier New" w:hAnsi="Courier New" w:cs="Courier New" w:hint="default"/>
+      </w:rPr>
+    </w:lvl>
+    <w:lvl w:ilvl="8" w:tplc="40090005" w:tentative="1">
+      <w:start w:val="1"/>
+      <w:numFmt w:val="bullet"/>
+      <w:lvlText w:val=""/>
+      <w:lvlJc w:val="left"/>
+      <w:pPr>
+        <w:ind w:left="6120" w:hanging="360"/>
+      </w:pPr>
+      <w:rPr>
+        <w:rFonts w:ascii="Wingdings" w:hAnsi="Wingdings" w:hint="default"/>
+      </w:rPr>
+    </w:lvl>
+  </w:abstractNum>
+  <w:abstractNum w:abstractNumId="5" w15:restartNumberingAfterBreak="0">
+    <w:nsid w:val="160F7E4D"/>
+    <w:multiLevelType w:val="hybridMultilevel"/>
+    <w:tmpl w:val="4B5C6FC8"/>
+    <w:lvl w:ilvl="0" w:tplc="61DC8AEA">
+      <w:start w:val="1"/>
+      <w:numFmt w:val="bullet"/>
+      <w:lvlText w:val="o"/>
+      <w:lvlJc w:val="left"/>
+      <w:pPr>
+        <w:ind w:left="720" w:hanging="360"/>
+      </w:pPr>
+      <w:rPr>
+        <w:rFonts w:ascii="Courier New" w:hAnsi="Courier New" w:hint="default"/>
+      </w:rPr>
+    </w:lvl>
+    <w:lvl w:ilvl="1" w:tplc="40090003" w:tentative="1">
+      <w:start w:val="1"/>
+      <w:numFmt w:val="bullet"/>
+      <w:lvlText w:val="o"/>
+      <w:lvlJc w:val="left"/>
+      <w:pPr>
+        <w:ind w:left="1440" w:hanging="360"/>
+      </w:pPr>
+      <w:rPr>
+        <w:rFonts w:ascii="Courier New" w:hAnsi="Courier New" w:cs="Courier New" w:hint="default"/>
+      </w:rPr>
+    </w:lvl>
+    <w:lvl w:ilvl="2" w:tplc="40090005" w:tentative="1">
+      <w:start w:val="1"/>
+      <w:numFmt w:val="bullet"/>
+      <w:lvlText w:val=""/>
+      <w:lvlJc w:val="left"/>
+      <w:pPr>
+        <w:ind w:left="2160" w:hanging="360"/>
+      </w:pPr>
+      <w:rPr>
+        <w:rFonts w:ascii="Wingdings" w:hAnsi="Wingdings" w:hint="default"/>
+      </w:rPr>
+    </w:lvl>
+    <w:lvl w:ilvl="3" w:tplc="40090001" w:tentative="1">
+      <w:start w:val="1"/>
+      <w:numFmt w:val="bullet"/>
+      <w:lvlText w:val=""/>
+      <w:lvlJc w:val="left"/>
+      <w:pPr>
+        <w:ind w:left="2880" w:hanging="360"/>
+      </w:pPr>
+      <w:rPr>
+        <w:rFonts w:ascii="Symbol" w:hAnsi="Symbol" w:hint="default"/>
+      </w:rPr>
+    </w:lvl>
+    <w:lvl w:ilvl="4" w:tplc="40090003" w:tentative="1">
+      <w:start w:val="1"/>
+      <w:numFmt w:val="bullet"/>
+      <w:lvlText w:val="o"/>
+      <w:lvlJc w:val="left"/>
+      <w:pPr>
+        <w:ind w:left="3600" w:hanging="360"/>
+      </w:pPr>
+      <w:rPr>
+        <w:rFonts w:ascii="Courier New" w:hAnsi="Courier New" w:cs="Courier New" w:hint="default"/>
+      </w:rPr>
+    </w:lvl>
+    <w:lvl w:ilvl="5" w:tplc="40090005" w:tentative="1">
+      <w:start w:val="1"/>
+      <w:numFmt w:val="bullet"/>
+      <w:lvlText w:val=""/>
+      <w:lvlJc w:val="left"/>
+      <w:pPr>
+        <w:ind w:left="4320" w:hanging="360"/>
+      </w:pPr>
+      <w:rPr>
+        <w:rFonts w:ascii="Wingdings" w:hAnsi="Wingdings" w:hint="default"/>
+      </w:rPr>
+    </w:lvl>
+    <w:lvl w:ilvl="6" w:tplc="40090001" w:tentative="1">
+      <w:start w:val="1"/>
+      <w:numFmt w:val="bullet"/>
+      <w:lvlText w:val=""/>
+      <w:lvlJc w:val="left"/>
+      <w:pPr>
+        <w:ind w:left="5040" w:hanging="360"/>
+      </w:pPr>
+      <w:rPr>
+        <w:rFonts w:ascii="Symbol" w:hAnsi="Symbol" w:hint="default"/>
+      </w:rPr>
+    </w:lvl>
+    <w:lvl w:ilvl="7" w:tplc="40090003" w:tentative="1">
+      <w:start w:val="1"/>
+      <w:numFmt w:val="bullet"/>
+      <w:lvlText w:val="o"/>
+      <w:lvlJc w:val="left"/>
+      <w:pPr>
+        <w:ind w:left="5760" w:hanging="360"/>
+      </w:pPr>
+      <w:rPr>
+        <w:rFonts w:ascii="Courier New" w:hAnsi="Courier New" w:cs="Courier New" w:hint="default"/>
+      </w:rPr>
+    </w:lvl>
+    <w:lvl w:ilvl="8" w:tplc="40090005" w:tentative="1">
+      <w:start w:val="1"/>
+      <w:numFmt w:val="bullet"/>
+      <w:lvlText w:val=""/>
+      <w:lvlJc w:val="left"/>
+      <w:pPr>
+        <w:ind w:left="6480" w:hanging="360"/>
+      </w:pPr>
+      <w:rPr>
+        <w:rFonts w:ascii="Wingdings" w:hAnsi="Wingdings" w:hint="default"/>
+      </w:rPr>
+    </w:lvl>
+  </w:abstractNum>
+  <w:abstractNum w:abstractNumId="6" w15:restartNumberingAfterBreak="0">
     <w:nsid w:val="16FA2790"/>
     <w:multiLevelType w:val="hybridMultilevel"/>
     <w:tmpl w:val="DEF29CCA"/>
@@ -381,7 +2666,459 @@
       </w:rPr>
     </w:lvl>
   </w:abstractNum>
-  <w:abstractNum w:abstractNumId="1" w15:restartNumberingAfterBreak="0">
+  <w:abstractNum w:abstractNumId="7" w15:restartNumberingAfterBreak="0">
+    <w:nsid w:val="34E2747E"/>
+    <w:multiLevelType w:val="hybridMultilevel"/>
+    <w:tmpl w:val="EE3C3CBE"/>
+    <w:lvl w:ilvl="0" w:tplc="61DC8AEA">
+      <w:start w:val="1"/>
+      <w:numFmt w:val="bullet"/>
+      <w:lvlText w:val="o"/>
+      <w:lvlJc w:val="left"/>
+      <w:pPr>
+        <w:ind w:left="360" w:hanging="360"/>
+      </w:pPr>
+      <w:rPr>
+        <w:rFonts w:ascii="Courier New" w:hAnsi="Courier New" w:hint="default"/>
+      </w:rPr>
+    </w:lvl>
+    <w:lvl w:ilvl="1" w:tplc="FFFFFFFF" w:tentative="1">
+      <w:start w:val="1"/>
+      <w:numFmt w:val="bullet"/>
+      <w:lvlText w:val="o"/>
+      <w:lvlJc w:val="left"/>
+      <w:pPr>
+        <w:ind w:left="1080" w:hanging="360"/>
+      </w:pPr>
+      <w:rPr>
+        <w:rFonts w:ascii="Courier New" w:hAnsi="Courier New" w:cs="Courier New" w:hint="default"/>
+      </w:rPr>
+    </w:lvl>
+    <w:lvl w:ilvl="2" w:tplc="FFFFFFFF" w:tentative="1">
+      <w:start w:val="1"/>
+      <w:numFmt w:val="bullet"/>
+      <w:lvlText w:val=""/>
+      <w:lvlJc w:val="left"/>
+      <w:pPr>
+        <w:ind w:left="1800" w:hanging="360"/>
+      </w:pPr>
+      <w:rPr>
+        <w:rFonts w:ascii="Wingdings" w:hAnsi="Wingdings" w:hint="default"/>
+      </w:rPr>
+    </w:lvl>
+    <w:lvl w:ilvl="3" w:tplc="FFFFFFFF" w:tentative="1">
+      <w:start w:val="1"/>
+      <w:numFmt w:val="bullet"/>
+      <w:lvlText w:val=""/>
+      <w:lvlJc w:val="left"/>
+      <w:pPr>
+        <w:ind w:left="2520" w:hanging="360"/>
+      </w:pPr>
+      <w:rPr>
+        <w:rFonts w:ascii="Symbol" w:hAnsi="Symbol" w:hint="default"/>
+      </w:rPr>
+    </w:lvl>
+    <w:lvl w:ilvl="4" w:tplc="FFFFFFFF" w:tentative="1">
+      <w:start w:val="1"/>
+      <w:numFmt w:val="bullet"/>
+      <w:lvlText w:val="o"/>
+      <w:lvlJc w:val="left"/>
+      <w:pPr>
+        <w:ind w:left="3240" w:hanging="360"/>
+      </w:pPr>
+      <w:rPr>
+        <w:rFonts w:ascii="Courier New" w:hAnsi="Courier New" w:cs="Courier New" w:hint="default"/>
+      </w:rPr>
+    </w:lvl>
+    <w:lvl w:ilvl="5" w:tplc="FFFFFFFF" w:tentative="1">
+      <w:start w:val="1"/>
+      <w:numFmt w:val="bullet"/>
+      <w:lvlText w:val=""/>
+      <w:lvlJc w:val="left"/>
+      <w:pPr>
+        <w:ind w:left="3960" w:hanging="360"/>
+      </w:pPr>
+      <w:rPr>
+        <w:rFonts w:ascii="Wingdings" w:hAnsi="Wingdings" w:hint="default"/>
+      </w:rPr>
+    </w:lvl>
+    <w:lvl w:ilvl="6" w:tplc="FFFFFFFF" w:tentative="1">
+      <w:start w:val="1"/>
+      <w:numFmt w:val="bullet"/>
+      <w:lvlText w:val=""/>
+      <w:lvlJc w:val="left"/>
+      <w:pPr>
+        <w:ind w:left="4680" w:hanging="360"/>
+      </w:pPr>
+      <w:rPr>
+        <w:rFonts w:ascii="Symbol" w:hAnsi="Symbol" w:hint="default"/>
+      </w:rPr>
+    </w:lvl>
+    <w:lvl w:ilvl="7" w:tplc="FFFFFFFF" w:tentative="1">
+      <w:start w:val="1"/>
+      <w:numFmt w:val="bullet"/>
+      <w:lvlText w:val="o"/>
+      <w:lvlJc w:val="left"/>
+      <w:pPr>
+        <w:ind w:left="5400" w:hanging="360"/>
+      </w:pPr>
+      <w:rPr>
+        <w:rFonts w:ascii="Courier New" w:hAnsi="Courier New" w:cs="Courier New" w:hint="default"/>
+      </w:rPr>
+    </w:lvl>
+    <w:lvl w:ilvl="8" w:tplc="FFFFFFFF" w:tentative="1">
+      <w:start w:val="1"/>
+      <w:numFmt w:val="bullet"/>
+      <w:lvlText w:val=""/>
+      <w:lvlJc w:val="left"/>
+      <w:pPr>
+        <w:ind w:left="6120" w:hanging="360"/>
+      </w:pPr>
+      <w:rPr>
+        <w:rFonts w:ascii="Wingdings" w:hAnsi="Wingdings" w:hint="default"/>
+      </w:rPr>
+    </w:lvl>
+  </w:abstractNum>
+  <w:abstractNum w:abstractNumId="8" w15:restartNumberingAfterBreak="0">
+    <w:nsid w:val="3C7C1008"/>
+    <w:multiLevelType w:val="hybridMultilevel"/>
+    <w:tmpl w:val="F52E8420"/>
+    <w:lvl w:ilvl="0" w:tplc="4009000B">
+      <w:start w:val="1"/>
+      <w:numFmt w:val="bullet"/>
+      <w:lvlText w:val=""/>
+      <w:lvlJc w:val="left"/>
+      <w:pPr>
+        <w:ind w:left="360" w:hanging="360"/>
+      </w:pPr>
+      <w:rPr>
+        <w:rFonts w:ascii="Wingdings" w:hAnsi="Wingdings" w:hint="default"/>
+      </w:rPr>
+    </w:lvl>
+    <w:lvl w:ilvl="1" w:tplc="40090003" w:tentative="1">
+      <w:start w:val="1"/>
+      <w:numFmt w:val="bullet"/>
+      <w:lvlText w:val="o"/>
+      <w:lvlJc w:val="left"/>
+      <w:pPr>
+        <w:ind w:left="1080" w:hanging="360"/>
+      </w:pPr>
+      <w:rPr>
+        <w:rFonts w:ascii="Courier New" w:hAnsi="Courier New" w:cs="Courier New" w:hint="default"/>
+      </w:rPr>
+    </w:lvl>
+    <w:lvl w:ilvl="2" w:tplc="40090005" w:tentative="1">
+      <w:start w:val="1"/>
+      <w:numFmt w:val="bullet"/>
+      <w:lvlText w:val=""/>
+      <w:lvlJc w:val="left"/>
+      <w:pPr>
+        <w:ind w:left="1800" w:hanging="360"/>
+      </w:pPr>
+      <w:rPr>
+        <w:rFonts w:ascii="Wingdings" w:hAnsi="Wingdings" w:hint="default"/>
+      </w:rPr>
+    </w:lvl>
+    <w:lvl w:ilvl="3" w:tplc="40090001" w:tentative="1">
+      <w:start w:val="1"/>
+      <w:numFmt w:val="bullet"/>
+      <w:lvlText w:val=""/>
+      <w:lvlJc w:val="left"/>
+      <w:pPr>
+        <w:ind w:left="2520" w:hanging="360"/>
+      </w:pPr>
+      <w:rPr>
+        <w:rFonts w:ascii="Symbol" w:hAnsi="Symbol" w:hint="default"/>
+      </w:rPr>
+    </w:lvl>
+    <w:lvl w:ilvl="4" w:tplc="40090003" w:tentative="1">
+      <w:start w:val="1"/>
+      <w:numFmt w:val="bullet"/>
+      <w:lvlText w:val="o"/>
+      <w:lvlJc w:val="left"/>
+      <w:pPr>
+        <w:ind w:left="3240" w:hanging="360"/>
+      </w:pPr>
+      <w:rPr>
+        <w:rFonts w:ascii="Courier New" w:hAnsi="Courier New" w:cs="Courier New" w:hint="default"/>
+      </w:rPr>
+    </w:lvl>
+    <w:lvl w:ilvl="5" w:tplc="40090005" w:tentative="1">
+      <w:start w:val="1"/>
+      <w:numFmt w:val="bullet"/>
+      <w:lvlText w:val=""/>
+      <w:lvlJc w:val="left"/>
+      <w:pPr>
+        <w:ind w:left="3960" w:hanging="360"/>
+      </w:pPr>
+      <w:rPr>
+        <w:rFonts w:ascii="Wingdings" w:hAnsi="Wingdings" w:hint="default"/>
+      </w:rPr>
+    </w:lvl>
+    <w:lvl w:ilvl="6" w:tplc="40090001" w:tentative="1">
+      <w:start w:val="1"/>
+      <w:numFmt w:val="bullet"/>
+      <w:lvlText w:val=""/>
+      <w:lvlJc w:val="left"/>
+      <w:pPr>
+        <w:ind w:left="4680" w:hanging="360"/>
+      </w:pPr>
+      <w:rPr>
+        <w:rFonts w:ascii="Symbol" w:hAnsi="Symbol" w:hint="default"/>
+      </w:rPr>
+    </w:lvl>
+    <w:lvl w:ilvl="7" w:tplc="40090003" w:tentative="1">
+      <w:start w:val="1"/>
+      <w:numFmt w:val="bullet"/>
+      <w:lvlText w:val="o"/>
+      <w:lvlJc w:val="left"/>
+      <w:pPr>
+        <w:ind w:left="5400" w:hanging="360"/>
+      </w:pPr>
+      <w:rPr>
+        <w:rFonts w:ascii="Courier New" w:hAnsi="Courier New" w:cs="Courier New" w:hint="default"/>
+      </w:rPr>
+    </w:lvl>
+    <w:lvl w:ilvl="8" w:tplc="40090005" w:tentative="1">
+      <w:start w:val="1"/>
+      <w:numFmt w:val="bullet"/>
+      <w:lvlText w:val=""/>
+      <w:lvlJc w:val="left"/>
+      <w:pPr>
+        <w:ind w:left="6120" w:hanging="360"/>
+      </w:pPr>
+      <w:rPr>
+        <w:rFonts w:ascii="Wingdings" w:hAnsi="Wingdings" w:hint="default"/>
+      </w:rPr>
+    </w:lvl>
+  </w:abstractNum>
+  <w:abstractNum w:abstractNumId="9" w15:restartNumberingAfterBreak="0">
+    <w:nsid w:val="40A7781C"/>
+    <w:multiLevelType w:val="hybridMultilevel"/>
+    <w:tmpl w:val="2A4C0F9A"/>
+    <w:lvl w:ilvl="0" w:tplc="61DC8AEA">
+      <w:start w:val="1"/>
+      <w:numFmt w:val="bullet"/>
+      <w:lvlText w:val="o"/>
+      <w:lvlJc w:val="left"/>
+      <w:pPr>
+        <w:ind w:left="720" w:hanging="360"/>
+      </w:pPr>
+      <w:rPr>
+        <w:rFonts w:ascii="Courier New" w:hAnsi="Courier New" w:hint="default"/>
+      </w:rPr>
+    </w:lvl>
+    <w:lvl w:ilvl="1" w:tplc="40090003" w:tentative="1">
+      <w:start w:val="1"/>
+      <w:numFmt w:val="bullet"/>
+      <w:lvlText w:val="o"/>
+      <w:lvlJc w:val="left"/>
+      <w:pPr>
+        <w:ind w:left="1440" w:hanging="360"/>
+      </w:pPr>
+      <w:rPr>
+        <w:rFonts w:ascii="Courier New" w:hAnsi="Courier New" w:cs="Courier New" w:hint="default"/>
+      </w:rPr>
+    </w:lvl>
+    <w:lvl w:ilvl="2" w:tplc="40090005" w:tentative="1">
+      <w:start w:val="1"/>
+      <w:numFmt w:val="bullet"/>
+      <w:lvlText w:val=""/>
+      <w:lvlJc w:val="left"/>
+      <w:pPr>
+        <w:ind w:left="2160" w:hanging="360"/>
+      </w:pPr>
+      <w:rPr>
+        <w:rFonts w:ascii="Wingdings" w:hAnsi="Wingdings" w:hint="default"/>
+      </w:rPr>
+    </w:lvl>
+    <w:lvl w:ilvl="3" w:tplc="40090001" w:tentative="1">
+      <w:start w:val="1"/>
+      <w:numFmt w:val="bullet"/>
+      <w:lvlText w:val=""/>
+      <w:lvlJc w:val="left"/>
+      <w:pPr>
+        <w:ind w:left="2880" w:hanging="360"/>
+      </w:pPr>
+      <w:rPr>
+        <w:rFonts w:ascii="Symbol" w:hAnsi="Symbol" w:hint="default"/>
+      </w:rPr>
+    </w:lvl>
+    <w:lvl w:ilvl="4" w:tplc="40090003" w:tentative="1">
+      <w:start w:val="1"/>
+      <w:numFmt w:val="bullet"/>
+      <w:lvlText w:val="o"/>
+      <w:lvlJc w:val="left"/>
+      <w:pPr>
+        <w:ind w:left="3600" w:hanging="360"/>
+      </w:pPr>
+      <w:rPr>
+        <w:rFonts w:ascii="Courier New" w:hAnsi="Courier New" w:cs="Courier New" w:hint="default"/>
+      </w:rPr>
+    </w:lvl>
+    <w:lvl w:ilvl="5" w:tplc="40090005" w:tentative="1">
+      <w:start w:val="1"/>
+      <w:numFmt w:val="bullet"/>
+      <w:lvlText w:val=""/>
+      <w:lvlJc w:val="left"/>
+      <w:pPr>
+        <w:ind w:left="4320" w:hanging="360"/>
+      </w:pPr>
+      <w:rPr>
+        <w:rFonts w:ascii="Wingdings" w:hAnsi="Wingdings" w:hint="default"/>
+      </w:rPr>
+    </w:lvl>
+    <w:lvl w:ilvl="6" w:tplc="40090001" w:tentative="1">
+      <w:start w:val="1"/>
+      <w:numFmt w:val="bullet"/>
+      <w:lvlText w:val=""/>
+      <w:lvlJc w:val="left"/>
+      <w:pPr>
+        <w:ind w:left="5040" w:hanging="360"/>
+      </w:pPr>
+      <w:rPr>
+        <w:rFonts w:ascii="Symbol" w:hAnsi="Symbol" w:hint="default"/>
+      </w:rPr>
+    </w:lvl>
+    <w:lvl w:ilvl="7" w:tplc="40090003" w:tentative="1">
+      <w:start w:val="1"/>
+      <w:numFmt w:val="bullet"/>
+      <w:lvlText w:val="o"/>
+      <w:lvlJc w:val="left"/>
+      <w:pPr>
+        <w:ind w:left="5760" w:hanging="360"/>
+      </w:pPr>
+      <w:rPr>
+        <w:rFonts w:ascii="Courier New" w:hAnsi="Courier New" w:cs="Courier New" w:hint="default"/>
+      </w:rPr>
+    </w:lvl>
+    <w:lvl w:ilvl="8" w:tplc="40090005" w:tentative="1">
+      <w:start w:val="1"/>
+      <w:numFmt w:val="bullet"/>
+      <w:lvlText w:val=""/>
+      <w:lvlJc w:val="left"/>
+      <w:pPr>
+        <w:ind w:left="6480" w:hanging="360"/>
+      </w:pPr>
+      <w:rPr>
+        <w:rFonts w:ascii="Wingdings" w:hAnsi="Wingdings" w:hint="default"/>
+      </w:rPr>
+    </w:lvl>
+  </w:abstractNum>
+  <w:abstractNum w:abstractNumId="10" w15:restartNumberingAfterBreak="0">
+    <w:nsid w:val="42EC0B66"/>
+    <w:multiLevelType w:val="hybridMultilevel"/>
+    <w:tmpl w:val="EB467E82"/>
+    <w:lvl w:ilvl="0" w:tplc="40090009">
+      <w:start w:val="1"/>
+      <w:numFmt w:val="bullet"/>
+      <w:lvlText w:val=""/>
+      <w:lvlJc w:val="left"/>
+      <w:pPr>
+        <w:ind w:left="360" w:hanging="360"/>
+      </w:pPr>
+      <w:rPr>
+        <w:rFonts w:ascii="Wingdings" w:hAnsi="Wingdings" w:hint="default"/>
+      </w:rPr>
+    </w:lvl>
+    <w:lvl w:ilvl="1" w:tplc="40090003" w:tentative="1">
+      <w:start w:val="1"/>
+      <w:numFmt w:val="bullet"/>
+      <w:lvlText w:val="o"/>
+      <w:lvlJc w:val="left"/>
+      <w:pPr>
+        <w:ind w:left="1080" w:hanging="360"/>
+      </w:pPr>
+      <w:rPr>
+        <w:rFonts w:ascii="Courier New" w:hAnsi="Courier New" w:cs="Courier New" w:hint="default"/>
+      </w:rPr>
+    </w:lvl>
+    <w:lvl w:ilvl="2" w:tplc="40090005" w:tentative="1">
+      <w:start w:val="1"/>
+      <w:numFmt w:val="bullet"/>
+      <w:lvlText w:val=""/>
+      <w:lvlJc w:val="left"/>
+      <w:pPr>
+        <w:ind w:left="1800" w:hanging="360"/>
+      </w:pPr>
+      <w:rPr>
+        <w:rFonts w:ascii="Wingdings" w:hAnsi="Wingdings" w:hint="default"/>
+      </w:rPr>
+    </w:lvl>
+    <w:lvl w:ilvl="3" w:tplc="40090001" w:tentative="1">
+      <w:start w:val="1"/>
+      <w:numFmt w:val="bullet"/>
+      <w:lvlText w:val=""/>
+      <w:lvlJc w:val="left"/>
+      <w:pPr>
+        <w:ind w:left="2520" w:hanging="360"/>
+      </w:pPr>
+      <w:rPr>
+        <w:rFonts w:ascii="Symbol" w:hAnsi="Symbol" w:hint="default"/>
+      </w:rPr>
+    </w:lvl>
+    <w:lvl w:ilvl="4" w:tplc="40090003" w:tentative="1">
+      <w:start w:val="1"/>
+      <w:numFmt w:val="bullet"/>
+      <w:lvlText w:val="o"/>
+      <w:lvlJc w:val="left"/>
+      <w:pPr>
+        <w:ind w:left="3240" w:hanging="360"/>
+      </w:pPr>
+      <w:rPr>
+        <w:rFonts w:ascii="Courier New" w:hAnsi="Courier New" w:cs="Courier New" w:hint="default"/>
+      </w:rPr>
+    </w:lvl>
+    <w:lvl w:ilvl="5" w:tplc="40090005" w:tentative="1">
+      <w:start w:val="1"/>
+      <w:numFmt w:val="bullet"/>
+      <w:lvlText w:val=""/>
+      <w:lvlJc w:val="left"/>
+      <w:pPr>
+        <w:ind w:left="3960" w:hanging="360"/>
+      </w:pPr>
+      <w:rPr>
+        <w:rFonts w:ascii="Wingdings" w:hAnsi="Wingdings" w:hint="default"/>
+      </w:rPr>
+    </w:lvl>
+    <w:lvl w:ilvl="6" w:tplc="40090001" w:tentative="1">
+      <w:start w:val="1"/>
+      <w:numFmt w:val="bullet"/>
+      <w:lvlText w:val=""/>
+      <w:lvlJc w:val="left"/>
+      <w:pPr>
+        <w:ind w:left="4680" w:hanging="360"/>
+      </w:pPr>
+      <w:rPr>
+        <w:rFonts w:ascii="Symbol" w:hAnsi="Symbol" w:hint="default"/>
+      </w:rPr>
+    </w:lvl>
+    <w:lvl w:ilvl="7" w:tplc="40090003" w:tentative="1">
+      <w:start w:val="1"/>
+      <w:numFmt w:val="bullet"/>
+      <w:lvlText w:val="o"/>
+      <w:lvlJc w:val="left"/>
+      <w:pPr>
+        <w:ind w:left="5400" w:hanging="360"/>
+      </w:pPr>
+      <w:rPr>
+        <w:rFonts w:ascii="Courier New" w:hAnsi="Courier New" w:cs="Courier New" w:hint="default"/>
+      </w:rPr>
+    </w:lvl>
+    <w:lvl w:ilvl="8" w:tplc="40090005" w:tentative="1">
+      <w:start w:val="1"/>
+      <w:numFmt w:val="bullet"/>
+      <w:lvlText w:val=""/>
+      <w:lvlJc w:val="left"/>
+      <w:pPr>
+        <w:ind w:left="6120" w:hanging="360"/>
+      </w:pPr>
+      <w:rPr>
+        <w:rFonts w:ascii="Wingdings" w:hAnsi="Wingdings" w:hint="default"/>
+      </w:rPr>
+    </w:lvl>
+  </w:abstractNum>
+  <w:abstractNum w:abstractNumId="11" w15:restartNumberingAfterBreak="0">
     <w:nsid w:val="59B06D3A"/>
     <w:multiLevelType w:val="hybridMultilevel"/>
     <w:tmpl w:val="0C66FBBA"/>
@@ -495,10 +3232,40 @@
     </w:lvl>
   </w:abstractNum>
   <w:num w:numId="1" w16cid:durableId="2022049101">
-    <w:abstractNumId w:val="0"/>
+    <w:abstractNumId w:val="6"/>
   </w:num>
   <w:num w:numId="2" w16cid:durableId="1200824780">
+    <w:abstractNumId w:val="11"/>
+  </w:num>
+  <w:num w:numId="3" w16cid:durableId="2065636377">
+    <w:abstractNumId w:val="5"/>
+  </w:num>
+  <w:num w:numId="4" w16cid:durableId="1502426470">
+    <w:abstractNumId w:val="10"/>
+  </w:num>
+  <w:num w:numId="5" w16cid:durableId="1519386896">
     <w:abstractNumId w:val="1"/>
+  </w:num>
+  <w:num w:numId="6" w16cid:durableId="1003050630">
+    <w:abstractNumId w:val="4"/>
+  </w:num>
+  <w:num w:numId="7" w16cid:durableId="699361064">
+    <w:abstractNumId w:val="9"/>
+  </w:num>
+  <w:num w:numId="8" w16cid:durableId="1231043744">
+    <w:abstractNumId w:val="2"/>
+  </w:num>
+  <w:num w:numId="9" w16cid:durableId="1113473615">
+    <w:abstractNumId w:val="3"/>
+  </w:num>
+  <w:num w:numId="10" w16cid:durableId="1307314742">
+    <w:abstractNumId w:val="7"/>
+  </w:num>
+  <w:num w:numId="11" w16cid:durableId="2133089440">
+    <w:abstractNumId w:val="8"/>
+  </w:num>
+  <w:num w:numId="12" w16cid:durableId="724916281">
+    <w:abstractNumId w:val="0"/>
   </w:num>
 </w:numbering>
 </file>
@@ -1419,6 +4186,25 @@
       <w:spacing w:val="5"/>
     </w:rPr>
   </w:style>
+  <w:style w:type="table" w:styleId="TableGrid">
+    <w:name w:val="Table Grid"/>
+    <w:basedOn w:val="TableNormal"/>
+    <w:uiPriority w:val="39"/>
+    <w:rsid w:val="00F360F4"/>
+    <w:pPr>
+      <w:spacing w:after="0" w:line="240" w:lineRule="auto"/>
+    </w:pPr>
+    <w:tblPr>
+      <w:tblBorders>
+        <w:top w:val="single" w:sz="4" w:space="0" w:color="auto"/>
+        <w:left w:val="single" w:sz="4" w:space="0" w:color="auto"/>
+        <w:bottom w:val="single" w:sz="4" w:space="0" w:color="auto"/>
+        <w:right w:val="single" w:sz="4" w:space="0" w:color="auto"/>
+        <w:insideH w:val="single" w:sz="4" w:space="0" w:color="auto"/>
+        <w:insideV w:val="single" w:sz="4" w:space="0" w:color="auto"/>
+      </w:tblBorders>
+    </w:tblPr>
+  </w:style>
 </w:styles>
 </file>
 

--- a/DevOps_Tool/DOCKER/Introduction to Docker Images and Its Naming-III.docx
+++ b/DevOps_Tool/DOCKER/Introduction to Docker Images and Its Naming-III.docx
@@ -4,18 +4,21 @@
   <w:body>
     <w:p>
       <w:pPr>
+        <w:pStyle w:val="Heading1"/>
         <w:jc w:val="center"/>
         <w:rPr>
-          <w:b/>
-          <w:bCs/>
-        </w:rPr>
-      </w:pPr>
-      <w:r>
-        <w:rPr>
-          <w:b/>
-          <w:bCs/>
-        </w:rPr>
-        <w:t xml:space="preserve"> Introduction to Docker Images and Its Naming</w:t>
+          <w:rFonts w:ascii="Algerian" w:hAnsi="Algerian"/>
+          <w:sz w:val="28"/>
+          <w:szCs w:val="28"/>
+        </w:rPr>
+      </w:pPr>
+      <w:r>
+        <w:rPr>
+          <w:rFonts w:ascii="Algerian" w:hAnsi="Algerian"/>
+          <w:sz w:val="28"/>
+          <w:szCs w:val="28"/>
+        </w:rPr>
+        <w:t>Introduction to Docker Images and Its Naming</w:t>
       </w:r>
     </w:p>
     <w:p>
@@ -48,30 +51,50 @@
           <w:numId w:val="2"/>
         </w:numPr>
         <w:rPr>
-          <w:sz w:val="20"/>
-          <w:szCs w:val="20"/>
-        </w:rPr>
-      </w:pPr>
-      <w:r>
-        <w:rPr>
-          <w:sz w:val="20"/>
-          <w:szCs w:val="20"/>
-        </w:rPr>
-        <w:t xml:space="preserve">A Docker image is a read-only template used to create Docker containers. It contains everything needed to run an application – </w:t>
-      </w:r>
-      <w:r>
-        <w:rPr>
-          <w:b/>
-          <w:bCs/>
-          <w:sz w:val="20"/>
-          <w:szCs w:val="20"/>
+          <w:sz w:val="22"/>
+          <w:szCs w:val="22"/>
+        </w:rPr>
+      </w:pPr>
+      <w:r>
+        <w:rPr>
+          <w:sz w:val="22"/>
+          <w:szCs w:val="22"/>
+        </w:rPr>
+        <w:t xml:space="preserve">A Docker image is a read-only template used to create Docker containers. </w:t>
+      </w:r>
+    </w:p>
+    <w:p>
+      <w:pPr>
+        <w:pStyle w:val="ListParagraph"/>
+        <w:numPr>
+          <w:ilvl w:val="0"/>
+          <w:numId w:val="2"/>
+        </w:numPr>
+        <w:rPr>
+          <w:sz w:val="22"/>
+          <w:szCs w:val="22"/>
+        </w:rPr>
+      </w:pPr>
+      <w:r>
+        <w:rPr>
+          <w:sz w:val="22"/>
+          <w:szCs w:val="22"/>
+        </w:rPr>
+        <w:t xml:space="preserve">It contains everything needed to run an application – </w:t>
+      </w:r>
+      <w:r>
+        <w:rPr>
+          <w:b/>
+          <w:bCs/>
+          <w:sz w:val="22"/>
+          <w:szCs w:val="22"/>
         </w:rPr>
         <w:t>including</w:t>
       </w:r>
       <w:r>
         <w:rPr>
-          <w:sz w:val="20"/>
-          <w:szCs w:val="20"/>
+          <w:sz w:val="22"/>
+          <w:szCs w:val="22"/>
         </w:rPr>
         <w:t>:</w:t>
       </w:r>
@@ -304,8 +327,8 @@
         <w:tblLook w:val="04A0" w:firstRow="1" w:lastRow="0" w:firstColumn="1" w:lastColumn="0" w:noHBand="0" w:noVBand="1"/>
       </w:tblPr>
       <w:tblGrid>
-        <w:gridCol w:w="1513"/>
-        <w:gridCol w:w="3619"/>
+        <w:gridCol w:w="1838"/>
+        <w:gridCol w:w="4820"/>
       </w:tblGrid>
       <w:tr>
         <w:trPr>
@@ -313,7 +336,7 @@
         </w:trPr>
         <w:tc>
           <w:tcPr>
-            <w:tcW w:w="1513" w:type="dxa"/>
+            <w:tcW w:w="1838" w:type="dxa"/>
           </w:tcPr>
           <w:p>
             <w:pPr>
@@ -333,7 +356,7 @@
         </w:tc>
         <w:tc>
           <w:tcPr>
-            <w:tcW w:w="3619" w:type="dxa"/>
+            <w:tcW w:w="4820" w:type="dxa"/>
           </w:tcPr>
           <w:p>
             <w:pPr>
@@ -358,23 +381,23 @@
         </w:trPr>
         <w:tc>
           <w:tcPr>
-            <w:tcW w:w="1513" w:type="dxa"/>
+            <w:tcW w:w="1838" w:type="dxa"/>
           </w:tcPr>
           <w:p>
             <w:pPr>
               <w:rPr>
                 <w:b/>
                 <w:bCs/>
-                <w:sz w:val="20"/>
-                <w:szCs w:val="20"/>
+                <w:sz w:val="22"/>
+                <w:szCs w:val="22"/>
               </w:rPr>
             </w:pPr>
             <w:r>
               <w:rPr>
                 <w:b/>
                 <w:bCs/>
-                <w:sz w:val="20"/>
-                <w:szCs w:val="20"/>
+                <w:sz w:val="22"/>
+                <w:szCs w:val="22"/>
               </w:rPr>
               <w:t>docker images</w:t>
             </w:r>
@@ -382,19 +405,19 @@
         </w:tc>
         <w:tc>
           <w:tcPr>
-            <w:tcW w:w="3619" w:type="dxa"/>
+            <w:tcW w:w="4820" w:type="dxa"/>
           </w:tcPr>
           <w:p>
             <w:pPr>
               <w:rPr>
-                <w:sz w:val="20"/>
-                <w:szCs w:val="20"/>
+                <w:sz w:val="22"/>
+                <w:szCs w:val="22"/>
               </w:rPr>
             </w:pPr>
             <w:r>
               <w:rPr>
-                <w:sz w:val="20"/>
-                <w:szCs w:val="20"/>
+                <w:sz w:val="22"/>
+                <w:szCs w:val="22"/>
               </w:rPr>
               <w:t xml:space="preserve">List local Docker images </w:t>
             </w:r>
@@ -407,52 +430,43 @@
         </w:trPr>
         <w:tc>
           <w:tcPr>
-            <w:tcW w:w="1513" w:type="dxa"/>
+            <w:tcW w:w="1838" w:type="dxa"/>
           </w:tcPr>
           <w:p>
             <w:pPr>
               <w:rPr>
                 <w:b/>
                 <w:bCs/>
-                <w:sz w:val="20"/>
-                <w:szCs w:val="20"/>
+                <w:sz w:val="22"/>
+                <w:szCs w:val="22"/>
               </w:rPr>
             </w:pPr>
             <w:r>
               <w:rPr>
                 <w:b/>
                 <w:bCs/>
-                <w:sz w:val="20"/>
-                <w:szCs w:val="20"/>
+                <w:sz w:val="22"/>
+                <w:szCs w:val="22"/>
               </w:rPr>
-              <w:t>docker pull</w:t>
-            </w:r>
-            <w:r>
-              <w:rPr>
-                <w:b/>
-                <w:bCs/>
-                <w:sz w:val="20"/>
-                <w:szCs w:val="20"/>
-              </w:rPr>
-              <w:t xml:space="preserve"> &lt;image&gt;</w:t>
+              <w:t>docker pull &lt;image&gt;</w:t>
             </w:r>
           </w:p>
         </w:tc>
         <w:tc>
           <w:tcPr>
-            <w:tcW w:w="3619" w:type="dxa"/>
+            <w:tcW w:w="4820" w:type="dxa"/>
           </w:tcPr>
           <w:p>
             <w:pPr>
               <w:rPr>
-                <w:sz w:val="20"/>
-                <w:szCs w:val="20"/>
+                <w:sz w:val="22"/>
+                <w:szCs w:val="22"/>
               </w:rPr>
             </w:pPr>
             <w:r>
               <w:rPr>
-                <w:sz w:val="20"/>
-                <w:szCs w:val="20"/>
+                <w:sz w:val="22"/>
+                <w:szCs w:val="22"/>
               </w:rPr>
               <w:t>Download an image from a registry</w:t>
             </w:r>
@@ -465,52 +479,43 @@
         </w:trPr>
         <w:tc>
           <w:tcPr>
-            <w:tcW w:w="1513" w:type="dxa"/>
+            <w:tcW w:w="1838" w:type="dxa"/>
           </w:tcPr>
           <w:p>
             <w:pPr>
               <w:rPr>
                 <w:b/>
                 <w:bCs/>
-                <w:sz w:val="20"/>
-                <w:szCs w:val="20"/>
+                <w:sz w:val="22"/>
+                <w:szCs w:val="22"/>
               </w:rPr>
             </w:pPr>
             <w:r>
               <w:rPr>
                 <w:b/>
                 <w:bCs/>
-                <w:sz w:val="20"/>
-                <w:szCs w:val="20"/>
+                <w:sz w:val="22"/>
+                <w:szCs w:val="22"/>
               </w:rPr>
-              <w:t xml:space="preserve">docker push </w:t>
-            </w:r>
-            <w:r>
-              <w:rPr>
-                <w:b/>
-                <w:bCs/>
-                <w:sz w:val="20"/>
-                <w:szCs w:val="20"/>
-              </w:rPr>
-              <w:t>&lt;image&gt;</w:t>
+              <w:t>docker push &lt;image&gt;</w:t>
             </w:r>
           </w:p>
         </w:tc>
         <w:tc>
           <w:tcPr>
-            <w:tcW w:w="3619" w:type="dxa"/>
+            <w:tcW w:w="4820" w:type="dxa"/>
           </w:tcPr>
           <w:p>
             <w:pPr>
               <w:rPr>
-                <w:sz w:val="20"/>
-                <w:szCs w:val="20"/>
+                <w:sz w:val="22"/>
+                <w:szCs w:val="22"/>
               </w:rPr>
             </w:pPr>
             <w:r>
               <w:rPr>
-                <w:sz w:val="20"/>
-                <w:szCs w:val="20"/>
+                <w:sz w:val="22"/>
+                <w:szCs w:val="22"/>
               </w:rPr>
               <w:t>Upload an image to a registry</w:t>
             </w:r>
@@ -523,23 +528,23 @@
         </w:trPr>
         <w:tc>
           <w:tcPr>
-            <w:tcW w:w="1513" w:type="dxa"/>
+            <w:tcW w:w="1838" w:type="dxa"/>
           </w:tcPr>
           <w:p>
             <w:pPr>
               <w:rPr>
                 <w:b/>
                 <w:bCs/>
-                <w:sz w:val="20"/>
-                <w:szCs w:val="20"/>
+                <w:sz w:val="22"/>
+                <w:szCs w:val="22"/>
               </w:rPr>
             </w:pPr>
             <w:r>
               <w:rPr>
                 <w:b/>
                 <w:bCs/>
-                <w:sz w:val="20"/>
-                <w:szCs w:val="20"/>
+                <w:sz w:val="22"/>
+                <w:szCs w:val="22"/>
               </w:rPr>
               <w:t>docker login</w:t>
             </w:r>
@@ -547,19 +552,19 @@
         </w:tc>
         <w:tc>
           <w:tcPr>
-            <w:tcW w:w="3619" w:type="dxa"/>
+            <w:tcW w:w="4820" w:type="dxa"/>
           </w:tcPr>
           <w:p>
             <w:pPr>
               <w:rPr>
-                <w:sz w:val="20"/>
-                <w:szCs w:val="20"/>
+                <w:sz w:val="22"/>
+                <w:szCs w:val="22"/>
               </w:rPr>
             </w:pPr>
             <w:r>
               <w:rPr>
-                <w:sz w:val="20"/>
-                <w:szCs w:val="20"/>
+                <w:sz w:val="22"/>
+                <w:szCs w:val="22"/>
               </w:rPr>
               <w:t>Log in to a Docker registry</w:t>
             </w:r>
@@ -572,23 +577,23 @@
         </w:trPr>
         <w:tc>
           <w:tcPr>
-            <w:tcW w:w="1513" w:type="dxa"/>
+            <w:tcW w:w="1838" w:type="dxa"/>
           </w:tcPr>
           <w:p>
             <w:pPr>
               <w:rPr>
                 <w:b/>
                 <w:bCs/>
-                <w:sz w:val="20"/>
-                <w:szCs w:val="20"/>
+                <w:sz w:val="22"/>
+                <w:szCs w:val="22"/>
               </w:rPr>
             </w:pPr>
             <w:r>
               <w:rPr>
                 <w:b/>
                 <w:bCs/>
-                <w:sz w:val="20"/>
-                <w:szCs w:val="20"/>
+                <w:sz w:val="22"/>
+                <w:szCs w:val="22"/>
               </w:rPr>
               <w:t xml:space="preserve">docker commit </w:t>
             </w:r>
@@ -596,19 +601,19 @@
         </w:tc>
         <w:tc>
           <w:tcPr>
-            <w:tcW w:w="3619" w:type="dxa"/>
+            <w:tcW w:w="4820" w:type="dxa"/>
           </w:tcPr>
           <w:p>
             <w:pPr>
               <w:rPr>
-                <w:sz w:val="20"/>
-                <w:szCs w:val="20"/>
+                <w:sz w:val="22"/>
+                <w:szCs w:val="22"/>
               </w:rPr>
             </w:pPr>
             <w:r>
               <w:rPr>
-                <w:sz w:val="20"/>
-                <w:szCs w:val="20"/>
+                <w:sz w:val="22"/>
+                <w:szCs w:val="22"/>
               </w:rPr>
               <w:t>Save container changes as a new image</w:t>
             </w:r>
@@ -621,23 +626,23 @@
         </w:trPr>
         <w:tc>
           <w:tcPr>
-            <w:tcW w:w="1513" w:type="dxa"/>
+            <w:tcW w:w="1838" w:type="dxa"/>
           </w:tcPr>
           <w:p>
             <w:pPr>
               <w:rPr>
                 <w:b/>
                 <w:bCs/>
-                <w:sz w:val="20"/>
-                <w:szCs w:val="20"/>
+                <w:sz w:val="22"/>
+                <w:szCs w:val="22"/>
               </w:rPr>
             </w:pPr>
             <w:r>
               <w:rPr>
                 <w:b/>
                 <w:bCs/>
-                <w:sz w:val="20"/>
-                <w:szCs w:val="20"/>
+                <w:sz w:val="22"/>
+                <w:szCs w:val="22"/>
               </w:rPr>
               <w:t xml:space="preserve">docker tag </w:t>
             </w:r>
@@ -645,19 +650,19 @@
         </w:tc>
         <w:tc>
           <w:tcPr>
-            <w:tcW w:w="3619" w:type="dxa"/>
+            <w:tcW w:w="4820" w:type="dxa"/>
           </w:tcPr>
           <w:p>
             <w:pPr>
               <w:rPr>
-                <w:sz w:val="20"/>
-                <w:szCs w:val="20"/>
+                <w:sz w:val="22"/>
+                <w:szCs w:val="22"/>
               </w:rPr>
             </w:pPr>
             <w:r>
               <w:rPr>
-                <w:sz w:val="20"/>
-                <w:szCs w:val="20"/>
+                <w:sz w:val="22"/>
+                <w:szCs w:val="22"/>
               </w:rPr>
               <w:t>Rename or version an image</w:t>
             </w:r>
@@ -670,23 +675,23 @@
         </w:trPr>
         <w:tc>
           <w:tcPr>
-            <w:tcW w:w="1513" w:type="dxa"/>
+            <w:tcW w:w="1838" w:type="dxa"/>
           </w:tcPr>
           <w:p>
             <w:pPr>
               <w:rPr>
                 <w:b/>
                 <w:bCs/>
-                <w:sz w:val="20"/>
-                <w:szCs w:val="20"/>
+                <w:sz w:val="22"/>
+                <w:szCs w:val="22"/>
               </w:rPr>
             </w:pPr>
             <w:r>
               <w:rPr>
                 <w:b/>
                 <w:bCs/>
-                <w:sz w:val="20"/>
-                <w:szCs w:val="20"/>
+                <w:sz w:val="22"/>
+                <w:szCs w:val="22"/>
               </w:rPr>
               <w:t xml:space="preserve">docker </w:t>
             </w:r>
@@ -695,8 +700,8 @@
               <w:rPr>
                 <w:b/>
                 <w:bCs/>
-                <w:sz w:val="20"/>
-                <w:szCs w:val="20"/>
+                <w:sz w:val="22"/>
+                <w:szCs w:val="22"/>
               </w:rPr>
               <w:t>rmi</w:t>
             </w:r>
@@ -705,8 +710,8 @@
               <w:rPr>
                 <w:b/>
                 <w:bCs/>
-                <w:sz w:val="20"/>
-                <w:szCs w:val="20"/>
+                <w:sz w:val="22"/>
+                <w:szCs w:val="22"/>
               </w:rPr>
               <w:t xml:space="preserve"> or docker image rm </w:t>
             </w:r>
@@ -714,19 +719,19 @@
         </w:tc>
         <w:tc>
           <w:tcPr>
-            <w:tcW w:w="3619" w:type="dxa"/>
+            <w:tcW w:w="4820" w:type="dxa"/>
           </w:tcPr>
           <w:p>
             <w:pPr>
               <w:rPr>
-                <w:sz w:val="20"/>
-                <w:szCs w:val="20"/>
+                <w:sz w:val="22"/>
+                <w:szCs w:val="22"/>
               </w:rPr>
             </w:pPr>
             <w:r>
               <w:rPr>
-                <w:sz w:val="20"/>
-                <w:szCs w:val="20"/>
+                <w:sz w:val="22"/>
+                <w:szCs w:val="22"/>
               </w:rPr>
               <w:t>Remove an image from local storage</w:t>
             </w:r>
@@ -739,23 +744,23 @@
         </w:trPr>
         <w:tc>
           <w:tcPr>
-            <w:tcW w:w="1513" w:type="dxa"/>
+            <w:tcW w:w="1838" w:type="dxa"/>
           </w:tcPr>
           <w:p>
             <w:pPr>
               <w:rPr>
                 <w:b/>
                 <w:bCs/>
-                <w:sz w:val="20"/>
-                <w:szCs w:val="20"/>
+                <w:sz w:val="22"/>
+                <w:szCs w:val="22"/>
               </w:rPr>
             </w:pPr>
             <w:r>
               <w:rPr>
                 <w:b/>
                 <w:bCs/>
-                <w:sz w:val="20"/>
-                <w:szCs w:val="20"/>
+                <w:sz w:val="22"/>
+                <w:szCs w:val="22"/>
               </w:rPr>
               <w:t xml:space="preserve">docker save </w:t>
             </w:r>
@@ -763,19 +768,19 @@
         </w:tc>
         <w:tc>
           <w:tcPr>
-            <w:tcW w:w="3619" w:type="dxa"/>
+            <w:tcW w:w="4820" w:type="dxa"/>
           </w:tcPr>
           <w:p>
             <w:pPr>
               <w:rPr>
-                <w:sz w:val="20"/>
-                <w:szCs w:val="20"/>
+                <w:sz w:val="22"/>
+                <w:szCs w:val="22"/>
               </w:rPr>
             </w:pPr>
             <w:r>
               <w:rPr>
-                <w:sz w:val="20"/>
-                <w:szCs w:val="20"/>
+                <w:sz w:val="22"/>
+                <w:szCs w:val="22"/>
               </w:rPr>
               <w:t>Save an image as a .tar archive</w:t>
             </w:r>
@@ -788,23 +793,23 @@
         </w:trPr>
         <w:tc>
           <w:tcPr>
-            <w:tcW w:w="1513" w:type="dxa"/>
+            <w:tcW w:w="1838" w:type="dxa"/>
           </w:tcPr>
           <w:p>
             <w:pPr>
               <w:rPr>
                 <w:b/>
                 <w:bCs/>
-                <w:sz w:val="20"/>
-                <w:szCs w:val="20"/>
+                <w:sz w:val="22"/>
+                <w:szCs w:val="22"/>
               </w:rPr>
             </w:pPr>
             <w:r>
               <w:rPr>
                 <w:b/>
                 <w:bCs/>
-                <w:sz w:val="20"/>
-                <w:szCs w:val="20"/>
+                <w:sz w:val="22"/>
+                <w:szCs w:val="22"/>
               </w:rPr>
               <w:t xml:space="preserve">docker load </w:t>
             </w:r>
@@ -812,19 +817,19 @@
         </w:tc>
         <w:tc>
           <w:tcPr>
-            <w:tcW w:w="3619" w:type="dxa"/>
+            <w:tcW w:w="4820" w:type="dxa"/>
           </w:tcPr>
           <w:p>
             <w:pPr>
               <w:rPr>
-                <w:sz w:val="20"/>
-                <w:szCs w:val="20"/>
+                <w:sz w:val="22"/>
+                <w:szCs w:val="22"/>
               </w:rPr>
             </w:pPr>
             <w:r>
               <w:rPr>
-                <w:sz w:val="20"/>
-                <w:szCs w:val="20"/>
+                <w:sz w:val="22"/>
+                <w:szCs w:val="22"/>
               </w:rPr>
               <w:t>Load an image from a .tar archive</w:t>
             </w:r>
@@ -837,23 +842,23 @@
         </w:trPr>
         <w:tc>
           <w:tcPr>
-            <w:tcW w:w="1513" w:type="dxa"/>
+            <w:tcW w:w="1838" w:type="dxa"/>
           </w:tcPr>
           <w:p>
             <w:pPr>
               <w:rPr>
                 <w:b/>
                 <w:bCs/>
-                <w:sz w:val="20"/>
-                <w:szCs w:val="20"/>
+                <w:sz w:val="22"/>
+                <w:szCs w:val="22"/>
               </w:rPr>
             </w:pPr>
             <w:r>
               <w:rPr>
                 <w:b/>
                 <w:bCs/>
-                <w:sz w:val="20"/>
-                <w:szCs w:val="20"/>
+                <w:sz w:val="22"/>
+                <w:szCs w:val="22"/>
               </w:rPr>
               <w:t xml:space="preserve">docker image prune </w:t>
             </w:r>
@@ -861,19 +866,19 @@
         </w:tc>
         <w:tc>
           <w:tcPr>
-            <w:tcW w:w="3619" w:type="dxa"/>
+            <w:tcW w:w="4820" w:type="dxa"/>
           </w:tcPr>
           <w:p>
             <w:pPr>
               <w:rPr>
-                <w:sz w:val="20"/>
-                <w:szCs w:val="20"/>
+                <w:sz w:val="22"/>
+                <w:szCs w:val="22"/>
               </w:rPr>
             </w:pPr>
             <w:r>
               <w:rPr>
-                <w:sz w:val="20"/>
-                <w:szCs w:val="20"/>
+                <w:sz w:val="22"/>
+                <w:szCs w:val="22"/>
               </w:rPr>
               <w:t>Delete unused images</w:t>
             </w:r>
@@ -884,16 +889,19 @@
     <w:p/>
     <w:p>
       <w:pPr>
+        <w:pStyle w:val="Heading1"/>
         <w:jc w:val="center"/>
         <w:rPr>
-          <w:b/>
-          <w:bCs/>
-        </w:rPr>
-      </w:pPr>
-      <w:r>
-        <w:rPr>
-          <w:b/>
-          <w:bCs/>
+          <w:rFonts w:ascii="Algerian" w:hAnsi="Algerian"/>
+          <w:sz w:val="28"/>
+          <w:szCs w:val="28"/>
+        </w:rPr>
+      </w:pPr>
+      <w:r>
+        <w:rPr>
+          <w:rFonts w:ascii="Algerian" w:hAnsi="Algerian"/>
+          <w:sz w:val="28"/>
+          <w:szCs w:val="28"/>
         </w:rPr>
         <w:t>[General Interview Questions]</w:t>
       </w:r>
@@ -903,36 +911,18 @@
         <w:rPr>
           <w:b/>
           <w:bCs/>
-          <w:sz w:val="20"/>
-          <w:szCs w:val="20"/>
-        </w:rPr>
-      </w:pPr>
-      <w:r>
-        <w:rPr>
-          <w:b/>
-          <w:bCs/>
-          <w:sz w:val="20"/>
-          <w:szCs w:val="20"/>
-        </w:rPr>
-        <w:t xml:space="preserve">Q1. </w:t>
-      </w:r>
-      <w:r>
-        <w:rPr>
-          <w:b/>
-          <w:bCs/>
-          <w:sz w:val="20"/>
-          <w:szCs w:val="20"/>
-        </w:rPr>
-        <w:t xml:space="preserve"> </w:t>
-      </w:r>
-      <w:r>
-        <w:rPr>
-          <w:b/>
-          <w:bCs/>
-          <w:sz w:val="20"/>
-          <w:szCs w:val="20"/>
-        </w:rPr>
-        <w:t>What is a Docker image?</w:t>
+          <w:sz w:val="22"/>
+          <w:szCs w:val="22"/>
+        </w:rPr>
+      </w:pPr>
+      <w:r>
+        <w:rPr>
+          <w:b/>
+          <w:bCs/>
+          <w:sz w:val="22"/>
+          <w:szCs w:val="22"/>
+        </w:rPr>
+        <w:t>Q1.  What is a Docker image?</w:t>
       </w:r>
     </w:p>
     <w:p>
@@ -949,56 +939,36 @@
       </w:pPr>
       <w:r>
         <w:rPr>
+          <w:sz w:val="22"/>
+          <w:szCs w:val="22"/>
+        </w:rPr>
+        <w:t>A Docker image is a read-only template that contains everything needed to run an application, including the code, libraries, dependencies, and configuration. It is used to create Docker containers</w:t>
+      </w:r>
+      <w:r>
+        <w:rPr>
           <w:sz w:val="20"/>
           <w:szCs w:val="20"/>
         </w:rPr>
-        <w:t>A Docker image is a read-only template that contains everything needed to run an application, including the code, libraries, dependencies, and configuration. It is used to create Docker containers.</w:t>
-      </w:r>
-    </w:p>
-    <w:p>
-      <w:pPr>
-        <w:rPr>
-          <w:b/>
-          <w:bCs/>
-          <w:sz w:val="20"/>
-          <w:szCs w:val="20"/>
-        </w:rPr>
-      </w:pPr>
-      <w:r>
-        <w:rPr>
-          <w:b/>
-          <w:bCs/>
-          <w:sz w:val="20"/>
-          <w:szCs w:val="20"/>
-        </w:rPr>
-        <w:t>Q</w:t>
-      </w:r>
-      <w:r>
-        <w:rPr>
-          <w:b/>
-          <w:bCs/>
-          <w:sz w:val="20"/>
-          <w:szCs w:val="20"/>
-        </w:rPr>
-        <w:t>2.</w:t>
-      </w:r>
-      <w:r>
-        <w:rPr>
-          <w:b/>
-          <w:bCs/>
-          <w:sz w:val="20"/>
-          <w:szCs w:val="20"/>
-        </w:rPr>
-        <w:t xml:space="preserve"> </w:t>
-      </w:r>
-      <w:r>
-        <w:rPr>
-          <w:b/>
-          <w:bCs/>
-          <w:sz w:val="20"/>
-          <w:szCs w:val="20"/>
-        </w:rPr>
-        <w:t xml:space="preserve"> How is a Docker container different from a Docker image? </w:t>
+        <w:t>.</w:t>
+      </w:r>
+    </w:p>
+    <w:p>
+      <w:pPr>
+        <w:rPr>
+          <w:b/>
+          <w:bCs/>
+          <w:sz w:val="22"/>
+          <w:szCs w:val="22"/>
+        </w:rPr>
+      </w:pPr>
+      <w:r>
+        <w:rPr>
+          <w:b/>
+          <w:bCs/>
+          <w:sz w:val="22"/>
+          <w:szCs w:val="22"/>
+        </w:rPr>
+        <w:t xml:space="preserve">Q2.  How is a Docker container different from a Docker image? </w:t>
       </w:r>
     </w:p>
     <w:p>
@@ -1009,21 +979,21 @@
           <w:numId w:val="5"/>
         </w:numPr>
         <w:rPr>
+          <w:sz w:val="22"/>
+          <w:szCs w:val="22"/>
+        </w:rPr>
+      </w:pPr>
+      <w:r>
+        <w:rPr>
           <w:sz w:val="20"/>
           <w:szCs w:val="20"/>
         </w:rPr>
-      </w:pPr>
-      <w:r>
-        <w:rPr>
-          <w:sz w:val="20"/>
-          <w:szCs w:val="20"/>
-        </w:rPr>
         <w:t xml:space="preserve"> </w:t>
       </w:r>
       <w:r>
         <w:rPr>
-          <w:sz w:val="20"/>
-          <w:szCs w:val="20"/>
+          <w:sz w:val="22"/>
+          <w:szCs w:val="22"/>
         </w:rPr>
         <w:t>A Docker image is a blueprint, whereas a container is a running instance of that image.</w:t>
       </w:r>
@@ -1033,36 +1003,18 @@
         <w:rPr>
           <w:b/>
           <w:bCs/>
-          <w:sz w:val="20"/>
-          <w:szCs w:val="20"/>
-        </w:rPr>
-      </w:pPr>
-      <w:r>
-        <w:rPr>
-          <w:b/>
-          <w:bCs/>
-          <w:sz w:val="20"/>
-          <w:szCs w:val="20"/>
-        </w:rPr>
-        <w:t xml:space="preserve">Q3.  </w:t>
-      </w:r>
-      <w:r>
-        <w:rPr>
-          <w:b/>
-          <w:bCs/>
-          <w:sz w:val="20"/>
-          <w:szCs w:val="20"/>
-        </w:rPr>
-        <w:t>What is the naming convention of Docker images?</w:t>
-      </w:r>
-      <w:r>
-        <w:rPr>
-          <w:b/>
-          <w:bCs/>
-          <w:sz w:val="20"/>
-          <w:szCs w:val="20"/>
-        </w:rPr>
-        <w:t xml:space="preserve"> </w:t>
+          <w:sz w:val="22"/>
+          <w:szCs w:val="22"/>
+        </w:rPr>
+      </w:pPr>
+      <w:r>
+        <w:rPr>
+          <w:b/>
+          <w:bCs/>
+          <w:sz w:val="22"/>
+          <w:szCs w:val="22"/>
+        </w:rPr>
+        <w:t xml:space="preserve">Q3.  What is the naming convention of Docker images? </w:t>
       </w:r>
     </w:p>
     <w:p>
@@ -1075,16 +1027,16 @@
         <w:rPr>
           <w:i/>
           <w:iCs/>
-          <w:sz w:val="20"/>
-          <w:szCs w:val="20"/>
+          <w:sz w:val="22"/>
+          <w:szCs w:val="22"/>
         </w:rPr>
       </w:pPr>
       <w:r>
         <w:rPr>
           <w:i/>
           <w:iCs/>
-          <w:sz w:val="20"/>
-          <w:szCs w:val="20"/>
+          <w:sz w:val="22"/>
+          <w:szCs w:val="22"/>
         </w:rPr>
         <w:t xml:space="preserve">The format is: </w:t>
       </w:r>
@@ -1097,46 +1049,46 @@
           <w:numId w:val="7"/>
         </w:numPr>
         <w:rPr>
-          <w:sz w:val="20"/>
-          <w:szCs w:val="20"/>
-        </w:rPr>
-      </w:pPr>
-      <w:r>
-        <w:rPr>
-          <w:sz w:val="20"/>
-          <w:szCs w:val="20"/>
+          <w:sz w:val="22"/>
+          <w:szCs w:val="22"/>
+        </w:rPr>
+      </w:pPr>
+      <w:r>
+        <w:rPr>
+          <w:sz w:val="22"/>
+          <w:szCs w:val="22"/>
         </w:rPr>
         <w:t>[registry</w:t>
       </w:r>
       <w:proofErr w:type="gramStart"/>
       <w:r>
         <w:rPr>
-          <w:sz w:val="20"/>
-          <w:szCs w:val="20"/>
+          <w:sz w:val="22"/>
+          <w:szCs w:val="22"/>
         </w:rPr>
         <w:t>/][</w:t>
       </w:r>
       <w:proofErr w:type="gramEnd"/>
       <w:r>
         <w:rPr>
-          <w:sz w:val="20"/>
-          <w:szCs w:val="20"/>
+          <w:sz w:val="22"/>
+          <w:szCs w:val="22"/>
         </w:rPr>
         <w:t>username</w:t>
       </w:r>
       <w:proofErr w:type="gramStart"/>
       <w:r>
         <w:rPr>
-          <w:sz w:val="20"/>
-          <w:szCs w:val="20"/>
+          <w:sz w:val="22"/>
+          <w:szCs w:val="22"/>
         </w:rPr>
         <w:t>/]repository[:tag</w:t>
       </w:r>
       <w:proofErr w:type="gramEnd"/>
       <w:r>
         <w:rPr>
-          <w:sz w:val="20"/>
-          <w:szCs w:val="20"/>
+          <w:sz w:val="22"/>
+          <w:szCs w:val="22"/>
         </w:rPr>
         <w:t>]</w:t>
       </w:r>
@@ -1149,23 +1101,23 @@
           <w:numId w:val="7"/>
         </w:numPr>
         <w:rPr>
-          <w:sz w:val="20"/>
-          <w:szCs w:val="20"/>
-        </w:rPr>
-      </w:pPr>
-      <w:r>
-        <w:rPr>
-          <w:b/>
-          <w:bCs/>
-          <w:sz w:val="20"/>
-          <w:szCs w:val="20"/>
+          <w:sz w:val="22"/>
+          <w:szCs w:val="22"/>
+        </w:rPr>
+      </w:pPr>
+      <w:r>
+        <w:rPr>
+          <w:b/>
+          <w:bCs/>
+          <w:sz w:val="22"/>
+          <w:szCs w:val="22"/>
         </w:rPr>
         <w:t>Example</w:t>
       </w:r>
       <w:r>
         <w:rPr>
-          <w:sz w:val="20"/>
-          <w:szCs w:val="20"/>
+          <w:sz w:val="22"/>
+          <w:szCs w:val="22"/>
         </w:rPr>
         <w:t>: docker.io/</w:t>
       </w:r>
@@ -1173,8 +1125,8 @@
       <w:proofErr w:type="gramStart"/>
       <w:r>
         <w:rPr>
-          <w:sz w:val="20"/>
-          <w:szCs w:val="20"/>
+          <w:sz w:val="22"/>
+          <w:szCs w:val="22"/>
         </w:rPr>
         <w:t>nginx:latest</w:t>
       </w:r>
@@ -1184,29 +1136,29 @@
     <w:p>
       <w:pPr>
         <w:rPr>
-          <w:b/>
-          <w:bCs/>
-          <w:sz w:val="20"/>
-          <w:szCs w:val="20"/>
-        </w:rPr>
-      </w:pPr>
-      <w:r>
-        <w:rPr>
-          <w:b/>
-          <w:bCs/>
-          <w:sz w:val="20"/>
-          <w:szCs w:val="20"/>
-        </w:rPr>
-        <w:t xml:space="preserve">Q4. </w:t>
-      </w:r>
-      <w:r>
-        <w:rPr>
-          <w:b/>
-          <w:bCs/>
-          <w:sz w:val="20"/>
-          <w:szCs w:val="20"/>
-        </w:rPr>
-        <w:t xml:space="preserve">What is Docker Hub? </w:t>
+          <w:sz w:val="22"/>
+          <w:szCs w:val="22"/>
+        </w:rPr>
+      </w:pPr>
+    </w:p>
+    <w:p>
+      <w:pPr>
+        <w:rPr>
+          <w:b/>
+          <w:bCs/>
+          <w:sz w:val="22"/>
+          <w:szCs w:val="22"/>
+        </w:rPr>
+      </w:pPr>
+      <w:r>
+        <w:rPr>
+          <w:b/>
+          <w:bCs/>
+          <w:sz w:val="22"/>
+          <w:szCs w:val="22"/>
+        </w:rPr>
+        <w:lastRenderedPageBreak/>
+        <w:t xml:space="preserve">Q4. What is Docker Hub? </w:t>
       </w:r>
     </w:p>
     <w:p>
@@ -1217,42 +1169,42 @@
           <w:numId w:val="6"/>
         </w:numPr>
         <w:rPr>
+          <w:sz w:val="22"/>
+          <w:szCs w:val="22"/>
+        </w:rPr>
+      </w:pPr>
+      <w:r>
+        <w:rPr>
+          <w:sz w:val="22"/>
+          <w:szCs w:val="22"/>
+        </w:rPr>
+        <w:t>Docker Hub is a cloud-based repository where Docker users can store and share container images.</w:t>
+      </w:r>
+    </w:p>
+    <w:p>
+      <w:pPr>
+        <w:rPr>
+          <w:b/>
+          <w:bCs/>
+          <w:sz w:val="22"/>
+          <w:szCs w:val="22"/>
+        </w:rPr>
+      </w:pPr>
+      <w:r>
+        <w:rPr>
+          <w:b/>
+          <w:bCs/>
           <w:sz w:val="20"/>
           <w:szCs w:val="20"/>
         </w:rPr>
-      </w:pPr>
-      <w:r>
-        <w:rPr>
-          <w:sz w:val="20"/>
-          <w:szCs w:val="20"/>
-        </w:rPr>
-        <w:t>Docker Hub is a cloud-based repository where Docker users can store and share container images.</w:t>
-      </w:r>
-    </w:p>
-    <w:p>
-      <w:pPr>
-        <w:rPr>
-          <w:b/>
-          <w:bCs/>
-          <w:sz w:val="20"/>
-          <w:szCs w:val="20"/>
-        </w:rPr>
-      </w:pPr>
-      <w:r>
-        <w:rPr>
-          <w:b/>
-          <w:bCs/>
-          <w:sz w:val="20"/>
-          <w:szCs w:val="20"/>
-        </w:rPr>
         <w:t xml:space="preserve">Q5. </w:t>
       </w:r>
       <w:r>
         <w:rPr>
           <w:b/>
           <w:bCs/>
-          <w:sz w:val="20"/>
-          <w:szCs w:val="20"/>
+          <w:sz w:val="22"/>
+          <w:szCs w:val="22"/>
         </w:rPr>
         <w:t>How do you log in to Docker Hub using the CLI?</w:t>
       </w:r>
@@ -1265,14 +1217,14 @@
           <w:numId w:val="8"/>
         </w:numPr>
         <w:rPr>
-          <w:sz w:val="20"/>
-          <w:szCs w:val="20"/>
-        </w:rPr>
-      </w:pPr>
-      <w:r>
-        <w:rPr>
-          <w:sz w:val="20"/>
-          <w:szCs w:val="20"/>
+          <w:sz w:val="22"/>
+          <w:szCs w:val="22"/>
+        </w:rPr>
+      </w:pPr>
+      <w:r>
+        <w:rPr>
+          <w:sz w:val="22"/>
+          <w:szCs w:val="22"/>
         </w:rPr>
         <w:t>docker login</w:t>
       </w:r>
@@ -1284,27 +1236,18 @@
         <w:rPr>
           <w:b/>
           <w:bCs/>
-          <w:sz w:val="20"/>
-          <w:szCs w:val="20"/>
-        </w:rPr>
-      </w:pPr>
-      <w:r>
-        <w:rPr>
-          <w:b/>
-          <w:bCs/>
-          <w:sz w:val="20"/>
-          <w:szCs w:val="20"/>
-        </w:rPr>
-        <w:t xml:space="preserve">Q6. </w:t>
-      </w:r>
-      <w:r>
-        <w:rPr>
-          <w:b/>
-          <w:bCs/>
-          <w:sz w:val="20"/>
-          <w:szCs w:val="20"/>
-        </w:rPr>
-        <w:t xml:space="preserve">What does the docker pull command do? </w:t>
+          <w:sz w:val="22"/>
+          <w:szCs w:val="22"/>
+        </w:rPr>
+      </w:pPr>
+      <w:r>
+        <w:rPr>
+          <w:b/>
+          <w:bCs/>
+          <w:sz w:val="22"/>
+          <w:szCs w:val="22"/>
+        </w:rPr>
+        <w:t xml:space="preserve">Q6. What does the docker pull command do? </w:t>
       </w:r>
     </w:p>
     <w:p>
@@ -1315,14 +1258,14 @@
           <w:numId w:val="8"/>
         </w:numPr>
         <w:rPr>
-          <w:sz w:val="20"/>
-          <w:szCs w:val="20"/>
-        </w:rPr>
-      </w:pPr>
-      <w:r>
-        <w:rPr>
-          <w:sz w:val="20"/>
-          <w:szCs w:val="20"/>
+          <w:sz w:val="22"/>
+          <w:szCs w:val="22"/>
+        </w:rPr>
+      </w:pPr>
+      <w:r>
+        <w:rPr>
+          <w:sz w:val="22"/>
+          <w:szCs w:val="22"/>
         </w:rPr>
         <w:t>It downloads a Docker image from a remote registry like Docker Hub to the local system.</w:t>
       </w:r>
@@ -1332,27 +1275,18 @@
         <w:rPr>
           <w:b/>
           <w:bCs/>
-          <w:sz w:val="20"/>
-          <w:szCs w:val="20"/>
-        </w:rPr>
-      </w:pPr>
-      <w:r>
-        <w:rPr>
-          <w:b/>
-          <w:bCs/>
-          <w:sz w:val="20"/>
-          <w:szCs w:val="20"/>
-        </w:rPr>
-        <w:t xml:space="preserve">Q7. </w:t>
-      </w:r>
-      <w:r>
-        <w:rPr>
-          <w:b/>
-          <w:bCs/>
-          <w:sz w:val="20"/>
-          <w:szCs w:val="20"/>
-        </w:rPr>
-        <w:t xml:space="preserve">What does the docker push command do? </w:t>
+          <w:sz w:val="22"/>
+          <w:szCs w:val="22"/>
+        </w:rPr>
+      </w:pPr>
+      <w:r>
+        <w:rPr>
+          <w:b/>
+          <w:bCs/>
+          <w:sz w:val="22"/>
+          <w:szCs w:val="22"/>
+        </w:rPr>
+        <w:t xml:space="preserve">Q7. What does the docker push command do? </w:t>
       </w:r>
     </w:p>
     <w:p>
@@ -1363,14 +1297,14 @@
           <w:numId w:val="8"/>
         </w:numPr>
         <w:rPr>
-          <w:sz w:val="20"/>
-          <w:szCs w:val="20"/>
-        </w:rPr>
-      </w:pPr>
-      <w:r>
-        <w:rPr>
-          <w:sz w:val="20"/>
-          <w:szCs w:val="20"/>
+          <w:sz w:val="22"/>
+          <w:szCs w:val="22"/>
+        </w:rPr>
+      </w:pPr>
+      <w:r>
+        <w:rPr>
+          <w:sz w:val="22"/>
+          <w:szCs w:val="22"/>
         </w:rPr>
         <w:t>It uploads a local Docker image to a remote registry.</w:t>
       </w:r>
@@ -1382,8 +1316,8 @@
         <w:rPr>
           <w:b/>
           <w:bCs/>
-          <w:sz w:val="20"/>
-          <w:szCs w:val="20"/>
+          <w:sz w:val="22"/>
+          <w:szCs w:val="22"/>
         </w:rPr>
       </w:pPr>
     </w:p>
@@ -1394,36 +1328,18 @@
         <w:rPr>
           <w:b/>
           <w:bCs/>
-          <w:sz w:val="20"/>
-          <w:szCs w:val="20"/>
-        </w:rPr>
-      </w:pPr>
-      <w:r>
-        <w:rPr>
-          <w:b/>
-          <w:bCs/>
-          <w:sz w:val="20"/>
-          <w:szCs w:val="20"/>
-        </w:rPr>
-        <w:t>Q8.</w:t>
-      </w:r>
-      <w:r>
-        <w:rPr>
-          <w:b/>
-          <w:bCs/>
-          <w:sz w:val="20"/>
-          <w:szCs w:val="20"/>
-        </w:rPr>
-        <w:t xml:space="preserve"> </w:t>
-      </w:r>
-      <w:r>
-        <w:rPr>
-          <w:b/>
-          <w:bCs/>
-          <w:sz w:val="20"/>
-          <w:szCs w:val="20"/>
-        </w:rPr>
-        <w:t xml:space="preserve">What is the purpose of docker tag? </w:t>
+          <w:sz w:val="22"/>
+          <w:szCs w:val="22"/>
+        </w:rPr>
+      </w:pPr>
+      <w:r>
+        <w:rPr>
+          <w:b/>
+          <w:bCs/>
+          <w:sz w:val="22"/>
+          <w:szCs w:val="22"/>
+        </w:rPr>
+        <w:t xml:space="preserve">Q8. What is the purpose of docker tag? </w:t>
       </w:r>
     </w:p>
     <w:p>
@@ -1434,14 +1350,14 @@
           <w:numId w:val="8"/>
         </w:numPr>
         <w:rPr>
-          <w:sz w:val="20"/>
-          <w:szCs w:val="20"/>
-        </w:rPr>
-      </w:pPr>
-      <w:r>
-        <w:rPr>
-          <w:sz w:val="20"/>
-          <w:szCs w:val="20"/>
+          <w:sz w:val="22"/>
+          <w:szCs w:val="22"/>
+        </w:rPr>
+      </w:pPr>
+      <w:r>
+        <w:rPr>
+          <w:sz w:val="22"/>
+          <w:szCs w:val="22"/>
         </w:rPr>
         <w:t>It is used to create a new alias or version for a Docker image.</w:t>
       </w:r>
@@ -1451,27 +1367,18 @@
         <w:rPr>
           <w:b/>
           <w:bCs/>
-          <w:sz w:val="20"/>
-          <w:szCs w:val="20"/>
-        </w:rPr>
-      </w:pPr>
-      <w:r>
-        <w:rPr>
-          <w:b/>
-          <w:bCs/>
-          <w:sz w:val="20"/>
-          <w:szCs w:val="20"/>
-        </w:rPr>
-        <w:t xml:space="preserve">Q9. </w:t>
-      </w:r>
-      <w:r>
-        <w:rPr>
-          <w:b/>
-          <w:bCs/>
-          <w:sz w:val="20"/>
-          <w:szCs w:val="20"/>
-        </w:rPr>
-        <w:t xml:space="preserve">How do you remove a Docker image from the system? </w:t>
+          <w:sz w:val="22"/>
+          <w:szCs w:val="22"/>
+        </w:rPr>
+      </w:pPr>
+      <w:r>
+        <w:rPr>
+          <w:b/>
+          <w:bCs/>
+          <w:sz w:val="22"/>
+          <w:szCs w:val="22"/>
+        </w:rPr>
+        <w:t xml:space="preserve">Q9. How do you remove a Docker image from the system? </w:t>
       </w:r>
     </w:p>
     <w:p>
@@ -1484,38 +1391,38 @@
         <w:rPr>
           <w:b/>
           <w:bCs/>
-          <w:sz w:val="20"/>
-          <w:szCs w:val="20"/>
-        </w:rPr>
-      </w:pPr>
-      <w:r>
-        <w:rPr>
-          <w:sz w:val="20"/>
-          <w:szCs w:val="20"/>
+          <w:sz w:val="22"/>
+          <w:szCs w:val="22"/>
+        </w:rPr>
+      </w:pPr>
+      <w:r>
+        <w:rPr>
+          <w:sz w:val="22"/>
+          <w:szCs w:val="22"/>
         </w:rPr>
         <w:t xml:space="preserve">Using docker </w:t>
       </w:r>
       <w:proofErr w:type="spellStart"/>
       <w:r>
         <w:rPr>
-          <w:sz w:val="20"/>
-          <w:szCs w:val="20"/>
+          <w:sz w:val="22"/>
+          <w:szCs w:val="22"/>
         </w:rPr>
         <w:t>rmi</w:t>
       </w:r>
       <w:proofErr w:type="spellEnd"/>
       <w:r>
         <w:rPr>
-          <w:sz w:val="20"/>
-          <w:szCs w:val="20"/>
+          <w:sz w:val="22"/>
+          <w:szCs w:val="22"/>
         </w:rPr>
         <w:t xml:space="preserve"> or docker image </w:t>
       </w:r>
       <w:proofErr w:type="gramStart"/>
       <w:r>
         <w:rPr>
-          <w:sz w:val="20"/>
-          <w:szCs w:val="20"/>
+          <w:sz w:val="22"/>
+          <w:szCs w:val="22"/>
         </w:rPr>
         <w:t>rm .</w:t>
       </w:r>
@@ -1526,25 +1433,52 @@
         <w:rPr>
           <w:b/>
           <w:bCs/>
-          <w:sz w:val="20"/>
-          <w:szCs w:val="20"/>
-        </w:rPr>
-      </w:pPr>
-      <w:r>
-        <w:rPr>
-          <w:b/>
-          <w:bCs/>
-          <w:sz w:val="20"/>
-          <w:szCs w:val="20"/>
-        </w:rPr>
-        <w:t>Q10.</w:t>
-      </w:r>
-      <w:r>
-        <w:rPr>
-          <w:b/>
-          <w:bCs/>
-          <w:sz w:val="20"/>
-          <w:szCs w:val="20"/>
+          <w:sz w:val="22"/>
+          <w:szCs w:val="22"/>
+        </w:rPr>
+      </w:pPr>
+      <w:r>
+        <w:rPr>
+          <w:b/>
+          <w:bCs/>
+          <w:sz w:val="22"/>
+          <w:szCs w:val="22"/>
+        </w:rPr>
+        <w:t>Q1</w:t>
+      </w:r>
+      <w:r>
+        <w:rPr>
+          <w:b/>
+          <w:bCs/>
+          <w:sz w:val="22"/>
+          <w:szCs w:val="22"/>
+        </w:rPr>
+        <w:t>0</w:t>
+      </w:r>
+      <w:r>
+        <w:rPr>
+          <w:b/>
+          <w:bCs/>
+          <w:sz w:val="22"/>
+          <w:szCs w:val="22"/>
+        </w:rPr>
+        <w:t>.</w:t>
+      </w:r>
+      <w:r>
+        <w:rPr>
+          <w:b/>
+          <w:bCs/>
+          <w:sz w:val="22"/>
+          <w:szCs w:val="22"/>
+        </w:rPr>
+        <w:t xml:space="preserve"> </w:t>
+      </w:r>
+      <w:r>
+        <w:rPr>
+          <w:b/>
+          <w:bCs/>
+          <w:sz w:val="22"/>
+          <w:szCs w:val="22"/>
         </w:rPr>
         <w:t>What is the use of docker save and docker load?</w:t>
       </w:r>
@@ -1557,23 +1491,23 @@
           <w:numId w:val="8"/>
         </w:numPr>
         <w:rPr>
-          <w:sz w:val="20"/>
-          <w:szCs w:val="20"/>
-        </w:rPr>
-      </w:pPr>
-      <w:r>
-        <w:rPr>
-          <w:b/>
-          <w:bCs/>
-          <w:sz w:val="20"/>
-          <w:szCs w:val="20"/>
+          <w:sz w:val="22"/>
+          <w:szCs w:val="22"/>
+        </w:rPr>
+      </w:pPr>
+      <w:r>
+        <w:rPr>
+          <w:b/>
+          <w:bCs/>
+          <w:sz w:val="22"/>
+          <w:szCs w:val="22"/>
         </w:rPr>
         <w:t>docker save</w:t>
       </w:r>
       <w:r>
         <w:rPr>
-          <w:sz w:val="20"/>
-          <w:szCs w:val="20"/>
+          <w:sz w:val="22"/>
+          <w:szCs w:val="22"/>
         </w:rPr>
         <w:t xml:space="preserve"> is used to export an image to a .tar archive. </w:t>
       </w:r>
@@ -1586,23 +1520,23 @@
           <w:numId w:val="8"/>
         </w:numPr>
         <w:rPr>
-          <w:sz w:val="20"/>
-          <w:szCs w:val="20"/>
-        </w:rPr>
-      </w:pPr>
-      <w:r>
-        <w:rPr>
-          <w:b/>
-          <w:bCs/>
-          <w:sz w:val="20"/>
-          <w:szCs w:val="20"/>
+          <w:sz w:val="22"/>
+          <w:szCs w:val="22"/>
+        </w:rPr>
+      </w:pPr>
+      <w:r>
+        <w:rPr>
+          <w:b/>
+          <w:bCs/>
+          <w:sz w:val="22"/>
+          <w:szCs w:val="22"/>
         </w:rPr>
         <w:t>docker load</w:t>
       </w:r>
       <w:r>
         <w:rPr>
-          <w:sz w:val="20"/>
-          <w:szCs w:val="20"/>
+          <w:sz w:val="22"/>
+          <w:szCs w:val="22"/>
         </w:rPr>
         <w:t xml:space="preserve"> is used to import an image from a .tar archive.</w:t>
       </w:r>
@@ -1612,16 +1546,16 @@
         <w:rPr>
           <w:b/>
           <w:bCs/>
-          <w:sz w:val="20"/>
-          <w:szCs w:val="20"/>
-        </w:rPr>
-      </w:pPr>
-      <w:r>
-        <w:rPr>
-          <w:b/>
-          <w:bCs/>
-          <w:sz w:val="20"/>
-          <w:szCs w:val="20"/>
+          <w:sz w:val="22"/>
+          <w:szCs w:val="22"/>
+        </w:rPr>
+      </w:pPr>
+      <w:r>
+        <w:rPr>
+          <w:b/>
+          <w:bCs/>
+          <w:sz w:val="22"/>
+          <w:szCs w:val="22"/>
         </w:rPr>
         <w:t>Q11.</w:t>
       </w:r>
@@ -1629,6 +1563,8 @@
         <w:rPr>
           <w:b/>
           <w:bCs/>
+          <w:sz w:val="28"/>
+          <w:szCs w:val="22"/>
         </w:rPr>
         <w:t xml:space="preserve"> </w:t>
       </w:r>
@@ -1636,8 +1572,8 @@
         <w:rPr>
           <w:b/>
           <w:bCs/>
-          <w:sz w:val="20"/>
-          <w:szCs w:val="20"/>
+          <w:sz w:val="22"/>
+          <w:szCs w:val="22"/>
         </w:rPr>
         <w:t xml:space="preserve">What is the difference between docker </w:t>
       </w:r>
@@ -1646,8 +1582,8 @@
         <w:rPr>
           <w:b/>
           <w:bCs/>
-          <w:sz w:val="20"/>
-          <w:szCs w:val="20"/>
+          <w:sz w:val="22"/>
+          <w:szCs w:val="22"/>
         </w:rPr>
         <w:t>rmi</w:t>
       </w:r>
@@ -1656,8 +1592,8 @@
         <w:rPr>
           <w:b/>
           <w:bCs/>
-          <w:sz w:val="20"/>
-          <w:szCs w:val="20"/>
+          <w:sz w:val="22"/>
+          <w:szCs w:val="22"/>
         </w:rPr>
         <w:t xml:space="preserve"> and docker rm?</w:t>
       </w:r>
@@ -1667,33 +1603,37 @@
         <w:pStyle w:val="ListParagraph"/>
         <w:numPr>
           <w:ilvl w:val="0"/>
-          <w:numId w:val="10"/>
+          <w:numId w:val="13"/>
         </w:numPr>
         <w:rPr>
-          <w:sz w:val="20"/>
-          <w:szCs w:val="20"/>
-        </w:rPr>
-      </w:pPr>
-      <w:r>
-        <w:rPr>
-          <w:sz w:val="20"/>
-          <w:szCs w:val="20"/>
+          <w:sz w:val="22"/>
+          <w:szCs w:val="22"/>
+        </w:rPr>
+      </w:pPr>
+      <w:r>
+        <w:rPr>
+          <w:sz w:val="22"/>
+          <w:szCs w:val="22"/>
         </w:rPr>
         <w:t xml:space="preserve">docker </w:t>
       </w:r>
       <w:proofErr w:type="spellStart"/>
       <w:r>
         <w:rPr>
-          <w:sz w:val="20"/>
-          <w:szCs w:val="20"/>
+          <w:b/>
+          <w:bCs/>
+          <w:i/>
+          <w:iCs/>
+          <w:sz w:val="22"/>
+          <w:szCs w:val="22"/>
         </w:rPr>
         <w:t>rmi</w:t>
       </w:r>
       <w:proofErr w:type="spellEnd"/>
       <w:r>
         <w:rPr>
-          <w:sz w:val="20"/>
-          <w:szCs w:val="20"/>
+          <w:sz w:val="22"/>
+          <w:szCs w:val="22"/>
         </w:rPr>
         <w:t xml:space="preserve"> removes images.</w:t>
       </w:r>
@@ -1703,36 +1643,52 @@
         <w:pStyle w:val="ListParagraph"/>
         <w:numPr>
           <w:ilvl w:val="0"/>
-          <w:numId w:val="10"/>
+          <w:numId w:val="13"/>
         </w:numPr>
         <w:rPr>
-          <w:sz w:val="20"/>
-          <w:szCs w:val="20"/>
-        </w:rPr>
-      </w:pPr>
-      <w:r>
-        <w:rPr>
-          <w:sz w:val="20"/>
-          <w:szCs w:val="20"/>
-        </w:rPr>
-        <w:t xml:space="preserve"> docker rm removes containers.</w:t>
-      </w:r>
-    </w:p>
-    <w:p>
-      <w:pPr>
-        <w:rPr>
-          <w:b/>
-          <w:bCs/>
-          <w:sz w:val="20"/>
-          <w:szCs w:val="20"/>
-        </w:rPr>
-      </w:pPr>
-      <w:r>
-        <w:rPr>
-          <w:b/>
-          <w:bCs/>
-          <w:sz w:val="20"/>
-          <w:szCs w:val="20"/>
+          <w:sz w:val="22"/>
+          <w:szCs w:val="22"/>
+        </w:rPr>
+      </w:pPr>
+      <w:r>
+        <w:rPr>
+          <w:sz w:val="22"/>
+          <w:szCs w:val="22"/>
+        </w:rPr>
+        <w:t xml:space="preserve"> docker </w:t>
+      </w:r>
+      <w:r>
+        <w:rPr>
+          <w:i/>
+          <w:iCs/>
+          <w:sz w:val="22"/>
+          <w:szCs w:val="22"/>
+        </w:rPr>
+        <w:t>rm</w:t>
+      </w:r>
+      <w:r>
+        <w:rPr>
+          <w:sz w:val="22"/>
+          <w:szCs w:val="22"/>
+        </w:rPr>
+        <w:t xml:space="preserve"> removes containers.</w:t>
+      </w:r>
+    </w:p>
+    <w:p>
+      <w:pPr>
+        <w:rPr>
+          <w:b/>
+          <w:bCs/>
+          <w:sz w:val="22"/>
+          <w:szCs w:val="22"/>
+        </w:rPr>
+      </w:pPr>
+      <w:r>
+        <w:rPr>
+          <w:b/>
+          <w:bCs/>
+          <w:sz w:val="22"/>
+          <w:szCs w:val="22"/>
         </w:rPr>
         <w:t>Q12.</w:t>
       </w:r>
@@ -1740,8 +1696,17 @@
         <w:rPr>
           <w:b/>
           <w:bCs/>
-          <w:sz w:val="20"/>
-          <w:szCs w:val="20"/>
+          <w:sz w:val="22"/>
+          <w:szCs w:val="22"/>
+        </w:rPr>
+        <w:t xml:space="preserve"> </w:t>
+      </w:r>
+      <w:r>
+        <w:rPr>
+          <w:b/>
+          <w:bCs/>
+          <w:sz w:val="22"/>
+          <w:szCs w:val="22"/>
         </w:rPr>
         <w:t>What does the docker image prune command do?</w:t>
       </w:r>
@@ -1754,14 +1719,14 @@
           <w:numId w:val="11"/>
         </w:numPr>
         <w:rPr>
-          <w:sz w:val="20"/>
-          <w:szCs w:val="20"/>
-        </w:rPr>
-      </w:pPr>
-      <w:r>
-        <w:rPr>
-          <w:sz w:val="20"/>
-          <w:szCs w:val="20"/>
+          <w:sz w:val="22"/>
+          <w:szCs w:val="22"/>
+        </w:rPr>
+      </w:pPr>
+      <w:r>
+        <w:rPr>
+          <w:sz w:val="22"/>
+          <w:szCs w:val="22"/>
         </w:rPr>
         <w:t>It removes all unused and dangling images to free up disk space</w:t>
       </w:r>
@@ -1771,26 +1736,53 @@
         <w:rPr>
           <w:b/>
           <w:bCs/>
-          <w:sz w:val="20"/>
-          <w:szCs w:val="20"/>
-        </w:rPr>
-      </w:pPr>
-      <w:r>
-        <w:rPr>
-          <w:b/>
-          <w:bCs/>
-          <w:sz w:val="20"/>
-          <w:szCs w:val="20"/>
-        </w:rPr>
-        <w:t xml:space="preserve">20. </w:t>
+          <w:sz w:val="22"/>
+          <w:szCs w:val="22"/>
+        </w:rPr>
+      </w:pPr>
+      <w:r>
+        <w:rPr>
+          <w:b/>
+          <w:bCs/>
+          <w:sz w:val="22"/>
+          <w:szCs w:val="22"/>
+        </w:rPr>
+        <w:t>13</w:t>
+      </w:r>
+      <w:r>
+        <w:rPr>
+          <w:b/>
+          <w:bCs/>
+          <w:sz w:val="22"/>
+          <w:szCs w:val="22"/>
+        </w:rPr>
+        <w:t>.</w:t>
+      </w:r>
+      <w:r>
+        <w:rPr>
+          <w:b/>
+          <w:bCs/>
+          <w:sz w:val="22"/>
+          <w:szCs w:val="22"/>
+        </w:rPr>
+        <w:t xml:space="preserve"> </w:t>
+      </w:r>
+      <w:r>
+        <w:rPr>
+          <w:b/>
+          <w:bCs/>
+          <w:sz w:val="22"/>
+          <w:szCs w:val="22"/>
+        </w:rPr>
+        <w:t xml:space="preserve"> </w:t>
       </w:r>
       <w:proofErr w:type="gramStart"/>
       <w:r>
         <w:rPr>
           <w:b/>
           <w:bCs/>
-          <w:sz w:val="20"/>
-          <w:szCs w:val="20"/>
+          <w:sz w:val="22"/>
+          <w:szCs w:val="22"/>
         </w:rPr>
         <w:t>What’s</w:t>
       </w:r>
@@ -1799,8 +1791,8 @@
         <w:rPr>
           <w:b/>
           <w:bCs/>
-          <w:sz w:val="20"/>
-          <w:szCs w:val="20"/>
+          <w:sz w:val="22"/>
+          <w:szCs w:val="22"/>
         </w:rPr>
         <w:t xml:space="preserve"> the difference between docker image rm and docker image prune? </w:t>
       </w:r>
@@ -1813,23 +1805,23 @@
           <w:numId w:val="12"/>
         </w:numPr>
         <w:rPr>
-          <w:sz w:val="20"/>
-          <w:szCs w:val="20"/>
-        </w:rPr>
-      </w:pPr>
-      <w:r>
-        <w:rPr>
-          <w:b/>
-          <w:bCs/>
-          <w:sz w:val="20"/>
-          <w:szCs w:val="20"/>
+          <w:sz w:val="22"/>
+          <w:szCs w:val="22"/>
+        </w:rPr>
+      </w:pPr>
+      <w:r>
+        <w:rPr>
+          <w:b/>
+          <w:bCs/>
+          <w:sz w:val="22"/>
+          <w:szCs w:val="22"/>
         </w:rPr>
         <w:t>docker image rm</w:t>
       </w:r>
       <w:r>
         <w:rPr>
-          <w:sz w:val="20"/>
-          <w:szCs w:val="20"/>
+          <w:sz w:val="22"/>
+          <w:szCs w:val="22"/>
         </w:rPr>
         <w:t xml:space="preserve"> removes a specified image.</w:t>
       </w:r>
@@ -1842,30 +1834,30 @@
           <w:numId w:val="12"/>
         </w:numPr>
         <w:rPr>
-          <w:sz w:val="20"/>
-          <w:szCs w:val="20"/>
-        </w:rPr>
-      </w:pPr>
-      <w:r>
-        <w:rPr>
-          <w:b/>
-          <w:bCs/>
-          <w:sz w:val="20"/>
-          <w:szCs w:val="20"/>
+          <w:sz w:val="22"/>
+          <w:szCs w:val="22"/>
+        </w:rPr>
+      </w:pPr>
+      <w:r>
+        <w:rPr>
+          <w:b/>
+          <w:bCs/>
+          <w:sz w:val="22"/>
+          <w:szCs w:val="22"/>
         </w:rPr>
         <w:t>docker image prune</w:t>
       </w:r>
       <w:r>
         <w:rPr>
-          <w:sz w:val="20"/>
-          <w:szCs w:val="20"/>
+          <w:sz w:val="22"/>
+          <w:szCs w:val="22"/>
         </w:rPr>
         <w:t xml:space="preserve"> removes all unused images automatically.</w:t>
       </w:r>
     </w:p>
     <w:sectPr>
       <w:pgSz w:w="11906" w:h="16838"/>
-      <w:pgMar w:top="1440" w:right="1440" w:bottom="1440" w:left="1440" w:header="708" w:footer="708" w:gutter="0"/>
+      <w:pgMar w:top="720" w:right="720" w:bottom="720" w:left="720" w:header="708" w:footer="708" w:gutter="0"/>
       <w:cols w:space="708"/>
       <w:docGrid w:linePitch="360"/>
     </w:sectPr>
@@ -2215,6 +2207,119 @@
     </w:lvl>
   </w:abstractNum>
   <w:abstractNum w:abstractNumId="3" w15:restartNumberingAfterBreak="0">
+    <w:nsid w:val="0B6E3BC8"/>
+    <w:multiLevelType w:val="hybridMultilevel"/>
+    <w:tmpl w:val="0D8E6E7E"/>
+    <w:lvl w:ilvl="0" w:tplc="40090005">
+      <w:start w:val="1"/>
+      <w:numFmt w:val="bullet"/>
+      <w:lvlText w:val=""/>
+      <w:lvlJc w:val="left"/>
+      <w:pPr>
+        <w:ind w:left="360" w:hanging="360"/>
+      </w:pPr>
+      <w:rPr>
+        <w:rFonts w:ascii="Wingdings" w:hAnsi="Wingdings" w:hint="default"/>
+      </w:rPr>
+    </w:lvl>
+    <w:lvl w:ilvl="1" w:tplc="FFFFFFFF" w:tentative="1">
+      <w:start w:val="1"/>
+      <w:numFmt w:val="bullet"/>
+      <w:lvlText w:val="o"/>
+      <w:lvlJc w:val="left"/>
+      <w:pPr>
+        <w:ind w:left="1080" w:hanging="360"/>
+      </w:pPr>
+      <w:rPr>
+        <w:rFonts w:ascii="Courier New" w:hAnsi="Courier New" w:cs="Courier New" w:hint="default"/>
+      </w:rPr>
+    </w:lvl>
+    <w:lvl w:ilvl="2" w:tplc="FFFFFFFF" w:tentative="1">
+      <w:start w:val="1"/>
+      <w:numFmt w:val="bullet"/>
+      <w:lvlText w:val=""/>
+      <w:lvlJc w:val="left"/>
+      <w:pPr>
+        <w:ind w:left="1800" w:hanging="360"/>
+      </w:pPr>
+      <w:rPr>
+        <w:rFonts w:ascii="Wingdings" w:hAnsi="Wingdings" w:hint="default"/>
+      </w:rPr>
+    </w:lvl>
+    <w:lvl w:ilvl="3" w:tplc="FFFFFFFF" w:tentative="1">
+      <w:start w:val="1"/>
+      <w:numFmt w:val="bullet"/>
+      <w:lvlText w:val=""/>
+      <w:lvlJc w:val="left"/>
+      <w:pPr>
+        <w:ind w:left="2520" w:hanging="360"/>
+      </w:pPr>
+      <w:rPr>
+        <w:rFonts w:ascii="Symbol" w:hAnsi="Symbol" w:hint="default"/>
+      </w:rPr>
+    </w:lvl>
+    <w:lvl w:ilvl="4" w:tplc="FFFFFFFF" w:tentative="1">
+      <w:start w:val="1"/>
+      <w:numFmt w:val="bullet"/>
+      <w:lvlText w:val="o"/>
+      <w:lvlJc w:val="left"/>
+      <w:pPr>
+        <w:ind w:left="3240" w:hanging="360"/>
+      </w:pPr>
+      <w:rPr>
+        <w:rFonts w:ascii="Courier New" w:hAnsi="Courier New" w:cs="Courier New" w:hint="default"/>
+      </w:rPr>
+    </w:lvl>
+    <w:lvl w:ilvl="5" w:tplc="FFFFFFFF" w:tentative="1">
+      <w:start w:val="1"/>
+      <w:numFmt w:val="bullet"/>
+      <w:lvlText w:val=""/>
+      <w:lvlJc w:val="left"/>
+      <w:pPr>
+        <w:ind w:left="3960" w:hanging="360"/>
+      </w:pPr>
+      <w:rPr>
+        <w:rFonts w:ascii="Wingdings" w:hAnsi="Wingdings" w:hint="default"/>
+      </w:rPr>
+    </w:lvl>
+    <w:lvl w:ilvl="6" w:tplc="FFFFFFFF" w:tentative="1">
+      <w:start w:val="1"/>
+      <w:numFmt w:val="bullet"/>
+      <w:lvlText w:val=""/>
+      <w:lvlJc w:val="left"/>
+      <w:pPr>
+        <w:ind w:left="4680" w:hanging="360"/>
+      </w:pPr>
+      <w:rPr>
+        <w:rFonts w:ascii="Symbol" w:hAnsi="Symbol" w:hint="default"/>
+      </w:rPr>
+    </w:lvl>
+    <w:lvl w:ilvl="7" w:tplc="FFFFFFFF" w:tentative="1">
+      <w:start w:val="1"/>
+      <w:numFmt w:val="bullet"/>
+      <w:lvlText w:val="o"/>
+      <w:lvlJc w:val="left"/>
+      <w:pPr>
+        <w:ind w:left="5400" w:hanging="360"/>
+      </w:pPr>
+      <w:rPr>
+        <w:rFonts w:ascii="Courier New" w:hAnsi="Courier New" w:cs="Courier New" w:hint="default"/>
+      </w:rPr>
+    </w:lvl>
+    <w:lvl w:ilvl="8" w:tplc="FFFFFFFF" w:tentative="1">
+      <w:start w:val="1"/>
+      <w:numFmt w:val="bullet"/>
+      <w:lvlText w:val=""/>
+      <w:lvlJc w:val="left"/>
+      <w:pPr>
+        <w:ind w:left="6120" w:hanging="360"/>
+      </w:pPr>
+      <w:rPr>
+        <w:rFonts w:ascii="Wingdings" w:hAnsi="Wingdings" w:hint="default"/>
+      </w:rPr>
+    </w:lvl>
+  </w:abstractNum>
+  <w:abstractNum w:abstractNumId="4" w15:restartNumberingAfterBreak="0">
     <w:nsid w:val="14455E73"/>
     <w:multiLevelType w:val="hybridMultilevel"/>
     <w:tmpl w:val="4086E076"/>
@@ -2327,7 +2432,7 @@
       </w:rPr>
     </w:lvl>
   </w:abstractNum>
-  <w:abstractNum w:abstractNumId="4" w15:restartNumberingAfterBreak="0">
+  <w:abstractNum w:abstractNumId="5" w15:restartNumberingAfterBreak="0">
     <w:nsid w:val="14E53B88"/>
     <w:multiLevelType w:val="hybridMultilevel"/>
     <w:tmpl w:val="FD68283C"/>
@@ -2440,7 +2545,7 @@
       </w:rPr>
     </w:lvl>
   </w:abstractNum>
-  <w:abstractNum w:abstractNumId="5" w15:restartNumberingAfterBreak="0">
+  <w:abstractNum w:abstractNumId="6" w15:restartNumberingAfterBreak="0">
     <w:nsid w:val="160F7E4D"/>
     <w:multiLevelType w:val="hybridMultilevel"/>
     <w:tmpl w:val="4B5C6FC8"/>
@@ -2553,7 +2658,7 @@
       </w:rPr>
     </w:lvl>
   </w:abstractNum>
-  <w:abstractNum w:abstractNumId="6" w15:restartNumberingAfterBreak="0">
+  <w:abstractNum w:abstractNumId="7" w15:restartNumberingAfterBreak="0">
     <w:nsid w:val="16FA2790"/>
     <w:multiLevelType w:val="hybridMultilevel"/>
     <w:tmpl w:val="DEF29CCA"/>
@@ -2666,7 +2771,7 @@
       </w:rPr>
     </w:lvl>
   </w:abstractNum>
-  <w:abstractNum w:abstractNumId="7" w15:restartNumberingAfterBreak="0">
+  <w:abstractNum w:abstractNumId="8" w15:restartNumberingAfterBreak="0">
     <w:nsid w:val="34E2747E"/>
     <w:multiLevelType w:val="hybridMultilevel"/>
     <w:tmpl w:val="EE3C3CBE"/>
@@ -2779,7 +2884,7 @@
       </w:rPr>
     </w:lvl>
   </w:abstractNum>
-  <w:abstractNum w:abstractNumId="8" w15:restartNumberingAfterBreak="0">
+  <w:abstractNum w:abstractNumId="9" w15:restartNumberingAfterBreak="0">
     <w:nsid w:val="3C7C1008"/>
     <w:multiLevelType w:val="hybridMultilevel"/>
     <w:tmpl w:val="F52E8420"/>
@@ -2892,7 +2997,7 @@
       </w:rPr>
     </w:lvl>
   </w:abstractNum>
-  <w:abstractNum w:abstractNumId="9" w15:restartNumberingAfterBreak="0">
+  <w:abstractNum w:abstractNumId="10" w15:restartNumberingAfterBreak="0">
     <w:nsid w:val="40A7781C"/>
     <w:multiLevelType w:val="hybridMultilevel"/>
     <w:tmpl w:val="2A4C0F9A"/>
@@ -3005,7 +3110,7 @@
       </w:rPr>
     </w:lvl>
   </w:abstractNum>
-  <w:abstractNum w:abstractNumId="10" w15:restartNumberingAfterBreak="0">
+  <w:abstractNum w:abstractNumId="11" w15:restartNumberingAfterBreak="0">
     <w:nsid w:val="42EC0B66"/>
     <w:multiLevelType w:val="hybridMultilevel"/>
     <w:tmpl w:val="EB467E82"/>
@@ -3118,7 +3223,7 @@
       </w:rPr>
     </w:lvl>
   </w:abstractNum>
-  <w:abstractNum w:abstractNumId="11" w15:restartNumberingAfterBreak="0">
+  <w:abstractNum w:abstractNumId="12" w15:restartNumberingAfterBreak="0">
     <w:nsid w:val="59B06D3A"/>
     <w:multiLevelType w:val="hybridMultilevel"/>
     <w:tmpl w:val="0C66FBBA"/>
@@ -3232,40 +3337,43 @@
     </w:lvl>
   </w:abstractNum>
   <w:num w:numId="1" w16cid:durableId="2022049101">
+    <w:abstractNumId w:val="7"/>
+  </w:num>
+  <w:num w:numId="2" w16cid:durableId="1200824780">
+    <w:abstractNumId w:val="12"/>
+  </w:num>
+  <w:num w:numId="3" w16cid:durableId="2065636377">
     <w:abstractNumId w:val="6"/>
   </w:num>
-  <w:num w:numId="2" w16cid:durableId="1200824780">
+  <w:num w:numId="4" w16cid:durableId="1502426470">
     <w:abstractNumId w:val="11"/>
-  </w:num>
-  <w:num w:numId="3" w16cid:durableId="2065636377">
-    <w:abstractNumId w:val="5"/>
-  </w:num>
-  <w:num w:numId="4" w16cid:durableId="1502426470">
-    <w:abstractNumId w:val="10"/>
   </w:num>
   <w:num w:numId="5" w16cid:durableId="1519386896">
     <w:abstractNumId w:val="1"/>
   </w:num>
   <w:num w:numId="6" w16cid:durableId="1003050630">
-    <w:abstractNumId w:val="4"/>
+    <w:abstractNumId w:val="5"/>
   </w:num>
   <w:num w:numId="7" w16cid:durableId="699361064">
-    <w:abstractNumId w:val="9"/>
+    <w:abstractNumId w:val="10"/>
   </w:num>
   <w:num w:numId="8" w16cid:durableId="1231043744">
     <w:abstractNumId w:val="2"/>
   </w:num>
   <w:num w:numId="9" w16cid:durableId="1113473615">
-    <w:abstractNumId w:val="3"/>
+    <w:abstractNumId w:val="4"/>
   </w:num>
   <w:num w:numId="10" w16cid:durableId="1307314742">
-    <w:abstractNumId w:val="7"/>
+    <w:abstractNumId w:val="8"/>
   </w:num>
   <w:num w:numId="11" w16cid:durableId="2133089440">
-    <w:abstractNumId w:val="8"/>
+    <w:abstractNumId w:val="9"/>
   </w:num>
   <w:num w:numId="12" w16cid:durableId="724916281">
     <w:abstractNumId w:val="0"/>
+  </w:num>
+  <w:num w:numId="13" w16cid:durableId="732391157">
+    <w:abstractNumId w:val="3"/>
   </w:num>
 </w:numbering>
 </file>
@@ -3873,6 +3981,7 @@
   <w:style w:type="character" w:default="1" w:styleId="DefaultParagraphFont">
     <w:name w:val="Default Paragraph Font"/>
     <w:uiPriority w:val="1"/>
+    <w:semiHidden/>
     <w:unhideWhenUsed/>
   </w:style>
   <w:style w:type="table" w:default="1" w:styleId="TableNormal">
